--- a/report/template/Tatneft/ДПБ_(экспл_стац)/RPZ.docx
+++ b/report/template/Tatneft/ДПБ_(экспл_стац)/RPZ.docx
@@ -188,7 +188,6 @@
         </w:rPr>
         <w:t xml:space="preserve"> </w:t>
       </w:r>
-      <w:proofErr w:type="gramStart"/>
       <w:r>
         <w:rPr>
           <w:rFonts w:eastAsia="Times New Roman" w:cs="Times New Roman"/>
@@ -197,18 +196,48 @@
           <w:highlight w:val="yellow"/>
           <w:lang w:val="ru-RU" w:eastAsia="ru-RU"/>
         </w:rPr>
-        <w:t>{{ SITE</w:t>
-      </w:r>
-      <w:proofErr w:type="gramEnd"/>
-      <w:r>
+        <w:t>{{ SITE_NAME }}</w:t>
+      </w:r>
+    </w:p>
+    <w:p>
+      <w:pPr>
+        <w:jc w:val="both"/>
         <w:rPr>
           <w:rFonts w:eastAsia="Times New Roman" w:cs="Times New Roman"/>
           <w:sz w:val="24"/>
           <w:szCs w:val="24"/>
+          <w:u w:val="single"/>
+          <w:lang w:val="ru-RU" w:eastAsia="ru-RU"/>
+        </w:rPr>
+      </w:pPr>
+      <w:r>
+        <w:rPr>
+          <w:rFonts w:eastAsia="Times New Roman" w:cs="Times New Roman"/>
+          <w:sz w:val="24"/>
+          <w:szCs w:val="24"/>
+          <w:u w:val="single"/>
+          <w:lang w:val="ru-RU" w:eastAsia="ru-RU"/>
+        </w:rPr>
+        <w:t>Наименование эксплуатирующей организации:</w:t>
+      </w:r>
+      <w:r>
+        <w:rPr>
+          <w:rFonts w:eastAsia="Times New Roman" w:cs="Times New Roman"/>
+          <w:sz w:val="24"/>
+          <w:szCs w:val="24"/>
+          <w:lang w:val="ru-RU" w:eastAsia="ru-RU"/>
+        </w:rPr>
+        <w:t xml:space="preserve"> </w:t>
+      </w:r>
+      <w:r>
+        <w:rPr>
+          <w:rFonts w:eastAsia="Times New Roman" w:cs="Times New Roman"/>
+          <w:sz w:val="24"/>
+          <w:szCs w:val="24"/>
           <w:highlight w:val="yellow"/>
           <w:lang w:val="ru-RU" w:eastAsia="ru-RU"/>
         </w:rPr>
-        <w:t>_NAME }}</w:t>
+        <w:t>{{ SHORT_NAME }}</w:t>
       </w:r>
     </w:p>
     <w:p>
@@ -230,7 +259,7 @@
           <w:u w:val="single"/>
           <w:lang w:val="ru-RU" w:eastAsia="ru-RU"/>
         </w:rPr>
-        <w:t>Наименование эксплуатирующей организации:</w:t>
+        <w:t>Наименование проектной документации или документации на техническое перевооружение, консервацию или ликвидацию опасного производственного объекта, в составе которой разработана расчетно-пояснительная записка (для проектируемых объектов):</w:t>
       </w:r>
       <w:r>
         <w:rPr>
@@ -241,60 +270,6 @@
         </w:rPr>
         <w:t xml:space="preserve"> </w:t>
       </w:r>
-      <w:proofErr w:type="gramStart"/>
-      <w:r>
-        <w:rPr>
-          <w:rFonts w:eastAsia="Times New Roman" w:cs="Times New Roman"/>
-          <w:sz w:val="24"/>
-          <w:szCs w:val="24"/>
-          <w:highlight w:val="yellow"/>
-          <w:lang w:val="ru-RU" w:eastAsia="ru-RU"/>
-        </w:rPr>
-        <w:t>{{ SHORT</w:t>
-      </w:r>
-      <w:proofErr w:type="gramEnd"/>
-      <w:r>
-        <w:rPr>
-          <w:rFonts w:eastAsia="Times New Roman" w:cs="Times New Roman"/>
-          <w:sz w:val="24"/>
-          <w:szCs w:val="24"/>
-          <w:highlight w:val="yellow"/>
-          <w:lang w:val="ru-RU" w:eastAsia="ru-RU"/>
-        </w:rPr>
-        <w:t>_NAME }}</w:t>
-      </w:r>
-    </w:p>
-    <w:p>
-      <w:pPr>
-        <w:jc w:val="both"/>
-        <w:rPr>
-          <w:rFonts w:eastAsia="Times New Roman" w:cs="Times New Roman"/>
-          <w:sz w:val="24"/>
-          <w:szCs w:val="24"/>
-          <w:u w:val="single"/>
-          <w:lang w:val="ru-RU" w:eastAsia="ru-RU"/>
-        </w:rPr>
-      </w:pPr>
-      <w:r>
-        <w:rPr>
-          <w:rFonts w:eastAsia="Times New Roman" w:cs="Times New Roman"/>
-          <w:sz w:val="24"/>
-          <w:szCs w:val="24"/>
-          <w:u w:val="single"/>
-          <w:lang w:val="ru-RU" w:eastAsia="ru-RU"/>
-        </w:rPr>
-        <w:t>Наименование проектной документации или документации на техническое перевооружение, консервацию или ликвидацию опасного производственного объекта, в составе которой разработана расчетно-пояснительная записка (для проектируемых объектов):</w:t>
-      </w:r>
-      <w:r>
-        <w:rPr>
-          <w:rFonts w:eastAsia="Times New Roman" w:cs="Times New Roman"/>
-          <w:sz w:val="24"/>
-          <w:szCs w:val="24"/>
-          <w:lang w:val="ru-RU" w:eastAsia="ru-RU"/>
-        </w:rPr>
-        <w:t xml:space="preserve"> </w:t>
-      </w:r>
-      <w:proofErr w:type="gramStart"/>
       <w:r>
         <w:rPr>
           <w:rFonts w:eastAsia="Times New Roman" w:cs="Times New Roman"/>
@@ -315,7 +290,6 @@
         </w:rPr>
         <w:t>PROJECT</w:t>
       </w:r>
-      <w:proofErr w:type="gramEnd"/>
       <w:r>
         <w:rPr>
           <w:rFonts w:eastAsia="Times New Roman" w:cs="Times New Roman"/>
@@ -386,7 +360,6 @@
         </w:rPr>
         <w:t xml:space="preserve"> </w:t>
       </w:r>
-      <w:proofErr w:type="gramStart"/>
       <w:r>
         <w:rPr>
           <w:rFonts w:eastAsia="Times New Roman" w:cs="Times New Roman"/>
@@ -395,18 +368,48 @@
           <w:highlight w:val="yellow"/>
           <w:lang w:val="ru-RU" w:eastAsia="ru-RU"/>
         </w:rPr>
-        <w:t>{{ SITE</w:t>
-      </w:r>
-      <w:proofErr w:type="gramEnd"/>
-      <w:r>
+        <w:t>{{ SITE_REG_NUMBER }}</w:t>
+      </w:r>
+    </w:p>
+    <w:p>
+      <w:pPr>
+        <w:jc w:val="both"/>
         <w:rPr>
           <w:rFonts w:eastAsia="Times New Roman" w:cs="Times New Roman"/>
           <w:sz w:val="24"/>
           <w:szCs w:val="24"/>
-          <w:highlight w:val="yellow"/>
-          <w:lang w:val="ru-RU" w:eastAsia="ru-RU"/>
-        </w:rPr>
-        <w:t>_REG_NUMBER }}</w:t>
+          <w:highlight w:val="cyan"/>
+          <w:lang w:val="ru-RU" w:eastAsia="ru-RU"/>
+        </w:rPr>
+      </w:pPr>
+      <w:r>
+        <w:rPr>
+          <w:rFonts w:eastAsia="Times New Roman" w:cs="Times New Roman"/>
+          <w:sz w:val="24"/>
+          <w:szCs w:val="24"/>
+          <w:u w:val="single"/>
+          <w:lang w:val="ru-RU" w:eastAsia="ru-RU"/>
+        </w:rPr>
+        <w:t>Наименование организации, разработавшей декларацию:</w:t>
+      </w:r>
+      <w:r>
+        <w:rPr>
+          <w:rFonts w:cs="Times New Roman"/>
+          <w:sz w:val="24"/>
+          <w:szCs w:val="24"/>
+          <w:lang w:val="ru-RU"/>
+        </w:rPr>
+        <w:t xml:space="preserve"> </w:t>
+      </w:r>
+      <w:r>
+        <w:rPr>
+          <w:rFonts w:eastAsia="Times New Roman" w:cs="Times New Roman"/>
+          <w:sz w:val="24"/>
+          <w:szCs w:val="24"/>
+          <w:highlight w:val="cyan"/>
+          <w:lang w:val="ru-RU" w:eastAsia="ru-RU"/>
+        </w:rPr>
+        <w:t>{{ EXECUTOR_NAME }}</w:t>
       </w:r>
     </w:p>
     <w:p>
@@ -416,60 +419,110 @@
           <w:rFonts w:eastAsia="Times New Roman" w:cs="Times New Roman"/>
           <w:sz w:val="24"/>
           <w:szCs w:val="24"/>
+          <w:u w:val="single"/>
+          <w:lang w:val="ru-RU" w:eastAsia="ru-RU"/>
+        </w:rPr>
+      </w:pPr>
+      <w:r>
+        <w:rPr>
+          <w:rFonts w:eastAsia="Times New Roman" w:cs="Times New Roman"/>
+          <w:sz w:val="24"/>
+          <w:szCs w:val="24"/>
+          <w:u w:val="single"/>
+          <w:lang w:val="ru-RU" w:eastAsia="ru-RU"/>
+        </w:rPr>
+        <w:t>А</w:t>
+      </w:r>
+      <w:r>
+        <w:rPr>
+          <w:rFonts w:eastAsia="Times New Roman" w:cs="Times New Roman"/>
+          <w:sz w:val="24"/>
+          <w:szCs w:val="24"/>
+          <w:u w:val="single"/>
+          <w:lang w:val="ru-RU" w:eastAsia="ru-RU"/>
+        </w:rPr>
+        <w:t>дрес</w:t>
+      </w:r>
+      <w:r>
+        <w:rPr>
+          <w:rFonts w:eastAsia="Times New Roman" w:cs="Times New Roman"/>
+          <w:sz w:val="24"/>
+          <w:szCs w:val="24"/>
+          <w:u w:val="single"/>
+          <w:lang w:val="ru-RU" w:eastAsia="ru-RU"/>
+        </w:rPr>
+        <w:t xml:space="preserve"> </w:t>
+      </w:r>
+      <w:r>
+        <w:rPr>
+          <w:rFonts w:eastAsia="Times New Roman" w:cs="Times New Roman"/>
+          <w:sz w:val="24"/>
+          <w:szCs w:val="24"/>
+          <w:u w:val="single"/>
+          <w:lang w:val="ru-RU" w:eastAsia="ru-RU"/>
+        </w:rPr>
+        <w:t>организации, разработавшей декларацию, в пределах ее места нахождения</w:t>
+      </w:r>
+      <w:r>
+        <w:rPr>
+          <w:rFonts w:eastAsia="Times New Roman" w:cs="Times New Roman"/>
+          <w:sz w:val="24"/>
+          <w:szCs w:val="24"/>
+          <w:u w:val="single"/>
+          <w:lang w:val="ru-RU" w:eastAsia="ru-RU"/>
+        </w:rPr>
+        <w:t>:</w:t>
+      </w:r>
+      <w:r>
+        <w:rPr>
+          <w:rFonts w:eastAsia="Times New Roman" w:cs="Times New Roman"/>
+          <w:sz w:val="24"/>
+          <w:szCs w:val="24"/>
           <w:highlight w:val="cyan"/>
           <w:lang w:val="ru-RU" w:eastAsia="ru-RU"/>
         </w:rPr>
-      </w:pPr>
+        <w:t xml:space="preserve"> </w:t>
+      </w:r>
       <w:r>
         <w:rPr>
           <w:rFonts w:eastAsia="Times New Roman" w:cs="Times New Roman"/>
           <w:sz w:val="24"/>
           <w:szCs w:val="24"/>
-          <w:u w:val="single"/>
-          <w:lang w:val="ru-RU" w:eastAsia="ru-RU"/>
-        </w:rPr>
-        <w:t>Наименование организации, разработавшей декларацию:</w:t>
-      </w:r>
-      <w:r>
-        <w:rPr>
-          <w:rFonts w:cs="Times New Roman"/>
-          <w:sz w:val="24"/>
-          <w:szCs w:val="24"/>
-          <w:lang w:val="ru-RU"/>
-        </w:rPr>
-        <w:t xml:space="preserve"> </w:t>
-      </w:r>
-      <w:proofErr w:type="gramStart"/>
-      <w:r>
+          <w:highlight w:val="cyan"/>
+          <w:lang w:val="ru-RU" w:eastAsia="ru-RU"/>
+        </w:rPr>
+        <w:t>{{ EXECUTOR_ADDRESS }}</w:t>
+      </w:r>
+    </w:p>
+    <w:p>
+      <w:pPr>
+        <w:jc w:val="center"/>
         <w:rPr>
           <w:rFonts w:eastAsia="Times New Roman" w:cs="Times New Roman"/>
           <w:sz w:val="24"/>
           <w:szCs w:val="24"/>
-          <w:highlight w:val="cyan"/>
-          <w:lang w:val="ru-RU" w:eastAsia="ru-RU"/>
-        </w:rPr>
-        <w:t>{{ EXECUTOR</w:t>
-      </w:r>
-      <w:proofErr w:type="gramEnd"/>
-      <w:r>
+          <w:lang w:val="ru-RU" w:eastAsia="ru-RU"/>
+        </w:rPr>
+      </w:pPr>
+    </w:p>
+    <w:p>
+      <w:pPr>
+        <w:jc w:val="center"/>
         <w:rPr>
           <w:rFonts w:eastAsia="Times New Roman" w:cs="Times New Roman"/>
           <w:sz w:val="24"/>
           <w:szCs w:val="24"/>
-          <w:highlight w:val="cyan"/>
-          <w:lang w:val="ru-RU" w:eastAsia="ru-RU"/>
-        </w:rPr>
-        <w:t>_NAME }}</w:t>
-      </w:r>
-    </w:p>
-    <w:p>
-      <w:pPr>
-        <w:jc w:val="both"/>
+          <w:lang w:val="ru-RU" w:eastAsia="ru-RU"/>
+        </w:rPr>
+      </w:pPr>
+    </w:p>
+    <w:p>
+      <w:pPr>
+        <w:jc w:val="center"/>
         <w:rPr>
           <w:rFonts w:eastAsia="Times New Roman" w:cs="Times New Roman"/>
           <w:sz w:val="24"/>
           <w:szCs w:val="24"/>
-          <w:u w:val="single"/>
           <w:lang w:val="ru-RU" w:eastAsia="ru-RU"/>
         </w:rPr>
       </w:pPr>
@@ -478,136 +531,19 @@
           <w:rFonts w:eastAsia="Times New Roman" w:cs="Times New Roman"/>
           <w:sz w:val="24"/>
           <w:szCs w:val="24"/>
-          <w:u w:val="single"/>
-          <w:lang w:val="ru-RU" w:eastAsia="ru-RU"/>
-        </w:rPr>
-        <w:t>А</w:t>
+          <w:lang w:val="ru-RU" w:eastAsia="ru-RU"/>
+        </w:rPr>
+        <w:t xml:space="preserve">{{ </w:t>
       </w:r>
       <w:r>
         <w:rPr>
           <w:rFonts w:eastAsia="Times New Roman" w:cs="Times New Roman"/>
           <w:sz w:val="24"/>
           <w:szCs w:val="24"/>
-          <w:u w:val="single"/>
-          <w:lang w:val="ru-RU" w:eastAsia="ru-RU"/>
-        </w:rPr>
-        <w:t>дрес</w:t>
-      </w:r>
-      <w:r>
-        <w:rPr>
-          <w:rFonts w:eastAsia="Times New Roman" w:cs="Times New Roman"/>
-          <w:sz w:val="24"/>
-          <w:szCs w:val="24"/>
-          <w:u w:val="single"/>
-          <w:lang w:val="ru-RU" w:eastAsia="ru-RU"/>
-        </w:rPr>
-        <w:t xml:space="preserve"> </w:t>
-      </w:r>
-      <w:r>
-        <w:rPr>
-          <w:rFonts w:eastAsia="Times New Roman" w:cs="Times New Roman"/>
-          <w:sz w:val="24"/>
-          <w:szCs w:val="24"/>
-          <w:u w:val="single"/>
-          <w:lang w:val="ru-RU" w:eastAsia="ru-RU"/>
-        </w:rPr>
-        <w:t>организации, разработавшей декларацию, в пределах ее места нахождения</w:t>
-      </w:r>
-      <w:r>
-        <w:rPr>
-          <w:rFonts w:eastAsia="Times New Roman" w:cs="Times New Roman"/>
-          <w:sz w:val="24"/>
-          <w:szCs w:val="24"/>
-          <w:u w:val="single"/>
-          <w:lang w:val="ru-RU" w:eastAsia="ru-RU"/>
-        </w:rPr>
-        <w:t>:</w:t>
-      </w:r>
-      <w:r>
-        <w:rPr>
-          <w:rFonts w:eastAsia="Times New Roman" w:cs="Times New Roman"/>
-          <w:sz w:val="24"/>
-          <w:szCs w:val="24"/>
-          <w:highlight w:val="cyan"/>
-          <w:lang w:val="ru-RU" w:eastAsia="ru-RU"/>
-        </w:rPr>
-        <w:t xml:space="preserve"> </w:t>
-      </w:r>
-      <w:proofErr w:type="gramStart"/>
-      <w:r>
-        <w:rPr>
-          <w:rFonts w:eastAsia="Times New Roman" w:cs="Times New Roman"/>
-          <w:sz w:val="24"/>
-          <w:szCs w:val="24"/>
-          <w:highlight w:val="cyan"/>
-          <w:lang w:val="ru-RU" w:eastAsia="ru-RU"/>
-        </w:rPr>
-        <w:t>{{ EXECUTOR</w:t>
-      </w:r>
-      <w:proofErr w:type="gramEnd"/>
-      <w:r>
-        <w:rPr>
-          <w:rFonts w:eastAsia="Times New Roman" w:cs="Times New Roman"/>
-          <w:sz w:val="24"/>
-          <w:szCs w:val="24"/>
-          <w:highlight w:val="cyan"/>
-          <w:lang w:val="ru-RU" w:eastAsia="ru-RU"/>
-        </w:rPr>
-        <w:t>_ADDRESS }}</w:t>
-      </w:r>
-    </w:p>
-    <w:p>
-      <w:pPr>
-        <w:jc w:val="center"/>
-        <w:rPr>
-          <w:rFonts w:eastAsia="Times New Roman" w:cs="Times New Roman"/>
-          <w:sz w:val="24"/>
-          <w:szCs w:val="24"/>
-          <w:lang w:val="ru-RU" w:eastAsia="ru-RU"/>
-        </w:rPr>
-      </w:pPr>
-    </w:p>
-    <w:p>
-      <w:pPr>
-        <w:jc w:val="center"/>
-        <w:rPr>
-          <w:rFonts w:eastAsia="Times New Roman" w:cs="Times New Roman"/>
-          <w:sz w:val="24"/>
-          <w:szCs w:val="24"/>
-          <w:lang w:val="ru-RU" w:eastAsia="ru-RU"/>
-        </w:rPr>
-      </w:pPr>
-    </w:p>
-    <w:p>
-      <w:pPr>
-        <w:jc w:val="center"/>
-        <w:rPr>
-          <w:rFonts w:eastAsia="Times New Roman" w:cs="Times New Roman"/>
-          <w:sz w:val="24"/>
-          <w:szCs w:val="24"/>
-          <w:lang w:val="ru-RU" w:eastAsia="ru-RU"/>
-        </w:rPr>
-      </w:pPr>
-      <w:proofErr w:type="gramStart"/>
-      <w:r>
-        <w:rPr>
-          <w:rFonts w:eastAsia="Times New Roman" w:cs="Times New Roman"/>
-          <w:sz w:val="24"/>
-          <w:szCs w:val="24"/>
-          <w:lang w:val="ru-RU" w:eastAsia="ru-RU"/>
-        </w:rPr>
-        <w:t xml:space="preserve">{{ </w:t>
-      </w:r>
-      <w:r>
-        <w:rPr>
-          <w:rFonts w:eastAsia="Times New Roman" w:cs="Times New Roman"/>
-          <w:sz w:val="24"/>
-          <w:szCs w:val="24"/>
           <w:lang w:eastAsia="ru-RU"/>
         </w:rPr>
         <w:t>PROJECT</w:t>
       </w:r>
-      <w:proofErr w:type="gramEnd"/>
       <w:r>
         <w:rPr>
           <w:rFonts w:eastAsia="Times New Roman" w:cs="Times New Roman"/>
@@ -3183,27 +3119,7 @@
           <w:szCs w:val="24"/>
           <w:lang w:val="ru-RU"/>
         </w:rPr>
-        <w:t xml:space="preserve">Н. В. Лазарева, Э. Н. </w:t>
-      </w:r>
-      <w:proofErr w:type="spellStart"/>
-      <w:r>
-        <w:rPr>
-          <w:rFonts w:cs="Times New Roman"/>
-          <w:sz w:val="24"/>
-          <w:szCs w:val="24"/>
-          <w:lang w:val="ru-RU"/>
-        </w:rPr>
-        <w:t>Левиной</w:t>
-      </w:r>
-      <w:proofErr w:type="spellEnd"/>
-      <w:r>
-        <w:rPr>
-          <w:rFonts w:cs="Times New Roman"/>
-          <w:sz w:val="24"/>
-          <w:szCs w:val="24"/>
-          <w:lang w:val="ru-RU"/>
-        </w:rPr>
-        <w:t>. — Л.: Химия, 1976</w:t>
+        <w:t>Н. В. Лазарева, Э. Н. Левиной. — Л.: Химия, 1976</w:t>
       </w:r>
       <w:r>
         <w:rPr>
@@ -3273,41 +3189,13 @@
           <w:szCs w:val="24"/>
         </w:rPr>
       </w:pPr>
-      <w:proofErr w:type="spellStart"/>
-      <w:r>
-        <w:rPr>
-          <w:rFonts w:cs="Times New Roman"/>
-          <w:sz w:val="24"/>
-          <w:szCs w:val="24"/>
-        </w:rPr>
-        <w:t>Currano</w:t>
-      </w:r>
-      <w:proofErr w:type="spellEnd"/>
-      <w:r>
-        <w:rPr>
-          <w:rFonts w:cs="Times New Roman"/>
-          <w:sz w:val="24"/>
-          <w:szCs w:val="24"/>
-        </w:rPr>
-        <w:t xml:space="preserve"> J. N., Roth D. L. (</w:t>
-      </w:r>
-      <w:proofErr w:type="spellStart"/>
-      <w:r>
-        <w:rPr>
-          <w:rFonts w:cs="Times New Roman"/>
-          <w:sz w:val="24"/>
-          <w:szCs w:val="24"/>
-        </w:rPr>
-        <w:t>ред</w:t>
-      </w:r>
-      <w:proofErr w:type="spellEnd"/>
-      <w:r>
-        <w:rPr>
-          <w:rFonts w:cs="Times New Roman"/>
-          <w:sz w:val="24"/>
-          <w:szCs w:val="24"/>
-        </w:rPr>
-        <w:t>.)</w:t>
+      <w:r>
+        <w:rPr>
+          <w:rFonts w:cs="Times New Roman"/>
+          <w:sz w:val="24"/>
+          <w:szCs w:val="24"/>
+        </w:rPr>
+        <w:t>Currano J. N., Roth D. L. (ред.)</w:t>
       </w:r>
       <w:r>
         <w:rPr>
@@ -3325,29 +3213,7 @@
           <w:sz w:val="24"/>
           <w:szCs w:val="24"/>
         </w:rPr>
-        <w:t xml:space="preserve">The Merck Index: An </w:t>
-      </w:r>
-      <w:proofErr w:type="spellStart"/>
-      <w:r>
-        <w:rPr>
-          <w:rFonts w:cs="Times New Roman"/>
-          <w:i/>
-          <w:iCs/>
-          <w:sz w:val="24"/>
-          <w:szCs w:val="24"/>
-        </w:rPr>
-        <w:t>Encyclopaedia</w:t>
-      </w:r>
-      <w:proofErr w:type="spellEnd"/>
-      <w:r>
-        <w:rPr>
-          <w:rFonts w:cs="Times New Roman"/>
-          <w:i/>
-          <w:iCs/>
-          <w:sz w:val="24"/>
-          <w:szCs w:val="24"/>
-        </w:rPr>
-        <w:t xml:space="preserve"> of Chemicals, Drugs, and Biologicals</w:t>
+        <w:t>The Merck Index: An Encyclopaedia of Chemicals, Drugs, and Biologicals</w:t>
       </w:r>
       <w:r>
         <w:rPr>
@@ -3474,25 +3340,14 @@
           <w:lang w:val="ru-RU"/>
         </w:rPr>
       </w:pPr>
-      <w:proofErr w:type="gramStart"/>
-      <w:r>
-        <w:rPr>
-          <w:rFonts w:cs="Times New Roman"/>
-          <w:sz w:val="24"/>
-          <w:szCs w:val="24"/>
-          <w:lang w:val="ru-RU"/>
-        </w:rPr>
-        <w:t>{{ SITE</w:t>
-      </w:r>
-      <w:proofErr w:type="gramEnd"/>
-      <w:r>
-        <w:rPr>
-          <w:rFonts w:cs="Times New Roman"/>
-          <w:sz w:val="24"/>
-          <w:szCs w:val="24"/>
-          <w:lang w:val="ru-RU"/>
-        </w:rPr>
-        <w:t>_DESCRIPTION }}</w:t>
+      <w:r>
+        <w:rPr>
+          <w:rFonts w:cs="Times New Roman"/>
+          <w:sz w:val="24"/>
+          <w:szCs w:val="24"/>
+          <w:lang w:val="ru-RU"/>
+        </w:rPr>
+        <w:t>{{ SITE_DESCRIPTION }}</w:t>
       </w:r>
     </w:p>
     <w:p>
@@ -5383,77 +5238,13 @@
           <w:color w:val="00B0F0"/>
         </w:rPr>
       </w:pPr>
-      <w:proofErr w:type="spellStart"/>
       <w:r>
         <w:rPr>
           <w:i/>
           <w:iCs/>
           <w:color w:val="00B0F0"/>
         </w:rPr>
-        <w:t>Условия</w:t>
-      </w:r>
-      <w:proofErr w:type="spellEnd"/>
-      <w:r>
-        <w:rPr>
-          <w:i/>
-          <w:iCs/>
-          <w:color w:val="00B0F0"/>
-        </w:rPr>
-        <w:t xml:space="preserve"> </w:t>
-      </w:r>
-      <w:proofErr w:type="spellStart"/>
-      <w:r>
-        <w:rPr>
-          <w:i/>
-          <w:iCs/>
-          <w:color w:val="00B0F0"/>
-        </w:rPr>
-        <w:t>безопасного</w:t>
-      </w:r>
-      <w:proofErr w:type="spellEnd"/>
-      <w:r>
-        <w:rPr>
-          <w:i/>
-          <w:iCs/>
-          <w:color w:val="00B0F0"/>
-        </w:rPr>
-        <w:t xml:space="preserve"> </w:t>
-      </w:r>
-      <w:proofErr w:type="spellStart"/>
-      <w:r>
-        <w:rPr>
-          <w:i/>
-          <w:iCs/>
-          <w:color w:val="00B0F0"/>
-        </w:rPr>
-        <w:t>отсечения</w:t>
-      </w:r>
-      <w:proofErr w:type="spellEnd"/>
-      <w:r>
-        <w:rPr>
-          <w:i/>
-          <w:iCs/>
-          <w:color w:val="00B0F0"/>
-        </w:rPr>
-        <w:t xml:space="preserve"> </w:t>
-      </w:r>
-      <w:proofErr w:type="spellStart"/>
-      <w:r>
-        <w:rPr>
-          <w:i/>
-          <w:iCs/>
-          <w:color w:val="00B0F0"/>
-        </w:rPr>
-        <w:t>потоков</w:t>
-      </w:r>
-      <w:proofErr w:type="spellEnd"/>
-      <w:r>
-        <w:rPr>
-          <w:i/>
-          <w:iCs/>
-          <w:color w:val="00B0F0"/>
-        </w:rPr>
-        <w:t>:</w:t>
+        <w:t>Условия безопасного отсечения потоков:</w:t>
       </w:r>
     </w:p>
     <w:p>
@@ -5532,21 +5323,12 @@
           <w:lang w:val="ru-RU"/>
         </w:rPr>
       </w:pPr>
-      <w:proofErr w:type="gramStart"/>
       <w:r>
         <w:rPr>
           <w:color w:val="00B0F0"/>
           <w:lang w:val="ru-RU"/>
         </w:rPr>
-        <w:t>Для насосов</w:t>
-      </w:r>
-      <w:proofErr w:type="gramEnd"/>
-      <w:r>
-        <w:rPr>
-          <w:color w:val="00B0F0"/>
-          <w:lang w:val="ru-RU"/>
-        </w:rPr>
-        <w:t xml:space="preserve"> перемещающих горючие продукты, предусмотрено их дистанционное и автоматическое отключение при выходе параметров за предельно допустимые значения, установка на </w:t>
+        <w:t xml:space="preserve">Для насосов перемещающих горючие продукты, предусмотрено их дистанционное и автоматическое отключение при выходе параметров за предельно допустимые значения, установка на </w:t>
       </w:r>
       <w:r>
         <w:rPr>
@@ -5664,23 +5446,7 @@
           <w:color w:val="00B0F0"/>
           <w:lang w:val="ru-RU"/>
         </w:rPr>
-        <w:t xml:space="preserve">На объекте предусмотрена система аварийного освобождения. Удаление остатков продуктов из технологического оборудования и трубопроводов производится по закрытым коммуникациям в специально предназначенные </w:t>
-      </w:r>
-      <w:proofErr w:type="spellStart"/>
-      <w:r>
-        <w:rPr>
-          <w:color w:val="00B0F0"/>
-          <w:lang w:val="ru-RU"/>
-        </w:rPr>
-        <w:t>емкости</w:t>
-      </w:r>
-      <w:proofErr w:type="spellEnd"/>
-      <w:r>
-        <w:rPr>
-          <w:color w:val="00B0F0"/>
-          <w:lang w:val="ru-RU"/>
-        </w:rPr>
-        <w:t xml:space="preserve"> с последующим возвратом в технологический процесс;</w:t>
+        <w:t>На объекте предусмотрена система аварийного освобождения. Удаление остатков продуктов из технологического оборудования и трубопроводов производится по закрытым коммуникациям в специально предназначенные емкости с последующим возвратом в технологический процесс;</w:t>
       </w:r>
     </w:p>
     <w:p>
@@ -5786,23 +5552,7 @@
           <w:color w:val="00B0F0"/>
           <w:lang w:val="ru-RU"/>
         </w:rPr>
-        <w:t xml:space="preserve">Для предотвращения возможности загрязнения почвы и грунтовых вод опасными веществами вся территория объекта имеет </w:t>
-      </w:r>
-      <w:proofErr w:type="spellStart"/>
-      <w:r>
-        <w:rPr>
-          <w:color w:val="00B0F0"/>
-          <w:lang w:val="ru-RU"/>
-        </w:rPr>
-        <w:t>твердое</w:t>
-      </w:r>
-      <w:proofErr w:type="spellEnd"/>
-      <w:r>
-        <w:rPr>
-          <w:color w:val="00B0F0"/>
-          <w:lang w:val="ru-RU"/>
-        </w:rPr>
-        <w:t xml:space="preserve"> покрытие. Для ограничения площади возможных разливов взрывопожароопасных продуктов технологическое оборудование расположено на площадках, ограниченных по периметру бортиком. Покрытие площадок спланировано с уклонами в сторону колодцев для сбора разлившейся жидкости, оборудованных гидравлическими затворами;</w:t>
+        <w:t>Для предотвращения возможности загрязнения почвы и грунтовых вод опасными веществами вся территория объекта имеет твердое покрытие. Для ограничения площади возможных разливов взрывопожароопасных продуктов технологическое оборудование расположено на площадках, ограниченных по периметру бортиком. Покрытие площадок спланировано с уклонами в сторону колодцев для сбора разлившейся жидкости, оборудованных гидравлическими затворами;</w:t>
       </w:r>
     </w:p>
     <w:p>
@@ -6029,39 +5779,7 @@
           <w:color w:val="00B0F0"/>
           <w:lang w:val="ru-RU"/>
         </w:rPr>
-        <w:t xml:space="preserve">Все </w:t>
-      </w:r>
-      <w:proofErr w:type="gramStart"/>
-      <w:r>
-        <w:rPr>
-          <w:color w:val="00B0F0"/>
-          <w:lang w:val="ru-RU"/>
-        </w:rPr>
-        <w:t>сооружения  на</w:t>
-      </w:r>
-      <w:proofErr w:type="gramEnd"/>
-      <w:r>
-        <w:rPr>
-          <w:color w:val="00B0F0"/>
-          <w:lang w:val="ru-RU"/>
-        </w:rPr>
-        <w:t xml:space="preserve"> безопасном расстоянии от смежных предприятий и при аварии, взрыве и пожаре не могут представлять для них </w:t>
-      </w:r>
-      <w:proofErr w:type="spellStart"/>
-      <w:r>
-        <w:rPr>
-          <w:color w:val="00B0F0"/>
-          <w:lang w:val="ru-RU"/>
-        </w:rPr>
-        <w:t>серьезной</w:t>
-      </w:r>
-      <w:proofErr w:type="spellEnd"/>
-      <w:r>
-        <w:rPr>
-          <w:color w:val="00B0F0"/>
-          <w:lang w:val="ru-RU"/>
-        </w:rPr>
-        <w:t xml:space="preserve"> опасности.</w:t>
+        <w:t>Все сооружения  на безопасном расстоянии от смежных предприятий и при аварии, взрыве и пожаре не могут представлять для них серьезной опасности.</w:t>
       </w:r>
     </w:p>
     <w:p>
@@ -6112,47 +5830,11 @@
         </w:rPr>
         <w:t>Г</w:t>
       </w:r>
-      <w:proofErr w:type="spellStart"/>
       <w:r>
         <w:rPr>
           <w:color w:val="00B0F0"/>
         </w:rPr>
-        <w:t>ерметизация</w:t>
-      </w:r>
-      <w:proofErr w:type="spellEnd"/>
-      <w:r>
-        <w:rPr>
-          <w:color w:val="00B0F0"/>
-        </w:rPr>
-        <w:t xml:space="preserve"> </w:t>
-      </w:r>
-      <w:proofErr w:type="spellStart"/>
-      <w:r>
-        <w:rPr>
-          <w:color w:val="00B0F0"/>
-        </w:rPr>
-        <w:t>технологического</w:t>
-      </w:r>
-      <w:proofErr w:type="spellEnd"/>
-      <w:r>
-        <w:rPr>
-          <w:color w:val="00B0F0"/>
-        </w:rPr>
-        <w:t xml:space="preserve"> </w:t>
-      </w:r>
-      <w:proofErr w:type="spellStart"/>
-      <w:r>
-        <w:rPr>
-          <w:color w:val="00B0F0"/>
-        </w:rPr>
-        <w:t>процесса</w:t>
-      </w:r>
-      <w:proofErr w:type="spellEnd"/>
-      <w:r>
-        <w:rPr>
-          <w:color w:val="00B0F0"/>
-        </w:rPr>
-        <w:t>;</w:t>
+        <w:t>ерметизация технологического процесса;</w:t>
       </w:r>
     </w:p>
     <w:p>
@@ -6181,47 +5863,11 @@
         </w:rPr>
         <w:t>А</w:t>
       </w:r>
-      <w:proofErr w:type="spellStart"/>
       <w:r>
         <w:rPr>
           <w:color w:val="00B0F0"/>
         </w:rPr>
-        <w:t>втоматизация</w:t>
-      </w:r>
-      <w:proofErr w:type="spellEnd"/>
-      <w:r>
-        <w:rPr>
-          <w:color w:val="00B0F0"/>
-        </w:rPr>
-        <w:t xml:space="preserve"> </w:t>
-      </w:r>
-      <w:proofErr w:type="spellStart"/>
-      <w:r>
-        <w:rPr>
-          <w:color w:val="00B0F0"/>
-        </w:rPr>
-        <w:t>технологических</w:t>
-      </w:r>
-      <w:proofErr w:type="spellEnd"/>
-      <w:r>
-        <w:rPr>
-          <w:color w:val="00B0F0"/>
-        </w:rPr>
-        <w:t xml:space="preserve"> </w:t>
-      </w:r>
-      <w:proofErr w:type="spellStart"/>
-      <w:r>
-        <w:rPr>
-          <w:color w:val="00B0F0"/>
-        </w:rPr>
-        <w:t>процессов</w:t>
-      </w:r>
-      <w:proofErr w:type="spellEnd"/>
-      <w:r>
-        <w:rPr>
-          <w:color w:val="00B0F0"/>
-        </w:rPr>
-        <w:t>;</w:t>
+        <w:t>втоматизация технологических процессов;</w:t>
       </w:r>
     </w:p>
     <w:p>
@@ -6389,23 +6035,7 @@
           <w:color w:val="00B0F0"/>
           <w:lang w:val="ru-RU"/>
         </w:rPr>
-        <w:t xml:space="preserve">Размещение электрооборудования и осветительной аппаратуры на взрывопожарных объектах во </w:t>
-      </w:r>
-      <w:proofErr w:type="spellStart"/>
-      <w:r>
-        <w:rPr>
-          <w:color w:val="00B0F0"/>
-          <w:lang w:val="ru-RU"/>
-        </w:rPr>
-        <w:t>взрывозащищенном</w:t>
-      </w:r>
-      <w:proofErr w:type="spellEnd"/>
-      <w:r>
-        <w:rPr>
-          <w:color w:val="00B0F0"/>
-          <w:lang w:val="ru-RU"/>
-        </w:rPr>
-        <w:t xml:space="preserve"> исполнении;</w:t>
+        <w:t>Размещение электрооборудования и осветительной аппаратуры на взрывопожарных объектах во взрывозащищенном исполнении;</w:t>
       </w:r>
     </w:p>
     <w:p>
@@ -6434,61 +6064,11 @@
         </w:rPr>
         <w:t>К</w:t>
       </w:r>
-      <w:proofErr w:type="spellStart"/>
       <w:r>
         <w:rPr>
           <w:color w:val="00B0F0"/>
         </w:rPr>
-        <w:t>онтроль</w:t>
-      </w:r>
-      <w:proofErr w:type="spellEnd"/>
-      <w:r>
-        <w:rPr>
-          <w:color w:val="00B0F0"/>
-        </w:rPr>
-        <w:t xml:space="preserve"> </w:t>
-      </w:r>
-      <w:proofErr w:type="spellStart"/>
-      <w:r>
-        <w:rPr>
-          <w:color w:val="00B0F0"/>
-        </w:rPr>
-        <w:t>управлением</w:t>
-      </w:r>
-      <w:proofErr w:type="spellEnd"/>
-      <w:r>
-        <w:rPr>
-          <w:color w:val="00B0F0"/>
-        </w:rPr>
-        <w:t xml:space="preserve"> </w:t>
-      </w:r>
-      <w:proofErr w:type="spellStart"/>
-      <w:r>
-        <w:rPr>
-          <w:color w:val="00B0F0"/>
-        </w:rPr>
-        <w:t>технологическими</w:t>
-      </w:r>
-      <w:proofErr w:type="spellEnd"/>
-      <w:r>
-        <w:rPr>
-          <w:color w:val="00B0F0"/>
-        </w:rPr>
-        <w:t xml:space="preserve"> </w:t>
-      </w:r>
-      <w:proofErr w:type="spellStart"/>
-      <w:r>
-        <w:rPr>
-          <w:color w:val="00B0F0"/>
-        </w:rPr>
-        <w:t>процессами</w:t>
-      </w:r>
-      <w:proofErr w:type="spellEnd"/>
-      <w:r>
-        <w:rPr>
-          <w:color w:val="00B0F0"/>
-        </w:rPr>
-        <w:t>;</w:t>
+        <w:t>онтроль управлением технологическими процессами;</w:t>
       </w:r>
     </w:p>
     <w:p>
@@ -6657,19 +6237,11 @@
         </w:rPr>
         <w:t>М</w:t>
       </w:r>
-      <w:proofErr w:type="spellStart"/>
       <w:r>
         <w:rPr>
           <w:color w:val="00B0F0"/>
         </w:rPr>
-        <w:t>олниезащита</w:t>
-      </w:r>
-      <w:proofErr w:type="spellEnd"/>
-      <w:r>
-        <w:rPr>
-          <w:color w:val="00B0F0"/>
-        </w:rPr>
-        <w:t>;</w:t>
+        <w:t>олниезащита;</w:t>
       </w:r>
     </w:p>
     <w:p>
@@ -6698,47 +6270,11 @@
         </w:rPr>
         <w:t>К</w:t>
       </w:r>
-      <w:proofErr w:type="spellStart"/>
       <w:r>
         <w:rPr>
           <w:color w:val="00B0F0"/>
         </w:rPr>
-        <w:t>анализация</w:t>
-      </w:r>
-      <w:proofErr w:type="spellEnd"/>
-      <w:r>
-        <w:rPr>
-          <w:color w:val="00B0F0"/>
-        </w:rPr>
-        <w:t xml:space="preserve"> </w:t>
-      </w:r>
-      <w:proofErr w:type="spellStart"/>
-      <w:r>
-        <w:rPr>
-          <w:color w:val="00B0F0"/>
-        </w:rPr>
-        <w:t>технологических</w:t>
-      </w:r>
-      <w:proofErr w:type="spellEnd"/>
-      <w:r>
-        <w:rPr>
-          <w:color w:val="00B0F0"/>
-        </w:rPr>
-        <w:t xml:space="preserve"> </w:t>
-      </w:r>
-      <w:proofErr w:type="spellStart"/>
-      <w:r>
-        <w:rPr>
-          <w:color w:val="00B0F0"/>
-        </w:rPr>
-        <w:t>площадок</w:t>
-      </w:r>
-      <w:proofErr w:type="spellEnd"/>
-      <w:r>
-        <w:rPr>
-          <w:color w:val="00B0F0"/>
-        </w:rPr>
-        <w:t>.</w:t>
+        <w:t>анализация технологических площадок.</w:t>
       </w:r>
     </w:p>
     <w:p>
@@ -6782,47 +6318,11 @@
           <w:color w:val="00B0F0"/>
         </w:rPr>
       </w:pPr>
-      <w:proofErr w:type="spellStart"/>
       <w:r>
         <w:rPr>
           <w:color w:val="00B0F0"/>
         </w:rPr>
-        <w:t>Способы</w:t>
-      </w:r>
-      <w:proofErr w:type="spellEnd"/>
-      <w:r>
-        <w:rPr>
-          <w:color w:val="00B0F0"/>
-        </w:rPr>
-        <w:t xml:space="preserve"> и </w:t>
-      </w:r>
-      <w:proofErr w:type="spellStart"/>
-      <w:r>
-        <w:rPr>
-          <w:color w:val="00B0F0"/>
-        </w:rPr>
-        <w:t>средства</w:t>
-      </w:r>
-      <w:proofErr w:type="spellEnd"/>
-      <w:r>
-        <w:rPr>
-          <w:color w:val="00B0F0"/>
-        </w:rPr>
-        <w:t xml:space="preserve"> </w:t>
-      </w:r>
-      <w:proofErr w:type="spellStart"/>
-      <w:r>
-        <w:rPr>
-          <w:color w:val="00B0F0"/>
-        </w:rPr>
-        <w:t>пожаротушения</w:t>
-      </w:r>
-      <w:proofErr w:type="spellEnd"/>
-      <w:r>
-        <w:rPr>
-          <w:color w:val="00B0F0"/>
-        </w:rPr>
-        <w:t>:</w:t>
+        <w:t>Способы и средства пожаротушения:</w:t>
       </w:r>
     </w:p>
     <w:p>
@@ -7014,61 +6514,11 @@
         </w:rPr>
         <w:t>П</w:t>
       </w:r>
-      <w:proofErr w:type="spellStart"/>
       <w:r>
         <w:rPr>
           <w:color w:val="00B0F0"/>
         </w:rPr>
-        <w:t>ожарная</w:t>
-      </w:r>
-      <w:proofErr w:type="spellEnd"/>
-      <w:r>
-        <w:rPr>
-          <w:color w:val="00B0F0"/>
-        </w:rPr>
-        <w:t xml:space="preserve"> </w:t>
-      </w:r>
-      <w:proofErr w:type="spellStart"/>
-      <w:r>
-        <w:rPr>
-          <w:color w:val="00B0F0"/>
-        </w:rPr>
-        <w:t>сигнализация</w:t>
-      </w:r>
-      <w:proofErr w:type="spellEnd"/>
-      <w:r>
-        <w:rPr>
-          <w:color w:val="00B0F0"/>
-        </w:rPr>
-        <w:t xml:space="preserve"> </w:t>
-      </w:r>
-      <w:proofErr w:type="spellStart"/>
-      <w:r>
-        <w:rPr>
-          <w:color w:val="00B0F0"/>
-        </w:rPr>
-        <w:t>защищаемых</w:t>
-      </w:r>
-      <w:proofErr w:type="spellEnd"/>
-      <w:r>
-        <w:rPr>
-          <w:color w:val="00B0F0"/>
-        </w:rPr>
-        <w:t xml:space="preserve"> </w:t>
-      </w:r>
-      <w:proofErr w:type="spellStart"/>
-      <w:r>
-        <w:rPr>
-          <w:color w:val="00B0F0"/>
-        </w:rPr>
-        <w:t>объектов</w:t>
-      </w:r>
-      <w:proofErr w:type="spellEnd"/>
-      <w:r>
-        <w:rPr>
-          <w:color w:val="00B0F0"/>
-        </w:rPr>
-        <w:t>;</w:t>
+        <w:t>ожарная сигнализация защищаемых объектов;</w:t>
       </w:r>
     </w:p>
     <w:p>
@@ -7101,49 +6551,7 @@
         <w:rPr>
           <w:color w:val="00B0F0"/>
         </w:rPr>
-        <w:t xml:space="preserve"> </w:t>
-      </w:r>
-      <w:proofErr w:type="spellStart"/>
-      <w:r>
-        <w:rPr>
-          <w:color w:val="00B0F0"/>
-        </w:rPr>
-        <w:t>противопожарного</w:t>
-      </w:r>
-      <w:proofErr w:type="spellEnd"/>
-      <w:r>
-        <w:rPr>
-          <w:color w:val="00B0F0"/>
-        </w:rPr>
-        <w:t xml:space="preserve"> </w:t>
-      </w:r>
-      <w:proofErr w:type="spellStart"/>
-      <w:r>
-        <w:rPr>
-          <w:color w:val="00B0F0"/>
-        </w:rPr>
-        <w:t>запаса</w:t>
-      </w:r>
-      <w:proofErr w:type="spellEnd"/>
-      <w:r>
-        <w:rPr>
-          <w:color w:val="00B0F0"/>
-        </w:rPr>
-        <w:t xml:space="preserve"> </w:t>
-      </w:r>
-      <w:proofErr w:type="spellStart"/>
-      <w:r>
-        <w:rPr>
-          <w:color w:val="00B0F0"/>
-        </w:rPr>
-        <w:t>воды</w:t>
-      </w:r>
-      <w:proofErr w:type="spellEnd"/>
-      <w:r>
-        <w:rPr>
-          <w:color w:val="00B0F0"/>
-        </w:rPr>
-        <w:t>;</w:t>
+        <w:t xml:space="preserve"> противопожарного запаса воды;</w:t>
       </w:r>
     </w:p>
     <w:p>
@@ -7227,23 +6635,7 @@
           <w:color w:val="00B0F0"/>
           <w:lang w:val="ru-RU"/>
         </w:rPr>
-        <w:t xml:space="preserve">Установки пенного пожаротушения с </w:t>
-      </w:r>
-      <w:proofErr w:type="spellStart"/>
-      <w:r>
-        <w:rPr>
-          <w:color w:val="00B0F0"/>
-          <w:lang w:val="ru-RU"/>
-        </w:rPr>
-        <w:t>пеногенераторами</w:t>
-      </w:r>
-      <w:proofErr w:type="spellEnd"/>
-      <w:r>
-        <w:rPr>
-          <w:color w:val="00B0F0"/>
-          <w:lang w:val="ru-RU"/>
-        </w:rPr>
-        <w:t>;</w:t>
+        <w:t>Установки пенного пожаротушения с пеногенераторами;</w:t>
       </w:r>
     </w:p>
     <w:p>
@@ -7271,23 +6663,7 @@
           <w:color w:val="00B0F0"/>
           <w:lang w:val="ru-RU"/>
         </w:rPr>
-        <w:t xml:space="preserve">Пожарная сигнализация осуществляется от </w:t>
-      </w:r>
-      <w:proofErr w:type="spellStart"/>
-      <w:r>
-        <w:rPr>
-          <w:color w:val="00B0F0"/>
-          <w:lang w:val="ru-RU"/>
-        </w:rPr>
-        <w:t>приемно</w:t>
-      </w:r>
-      <w:proofErr w:type="spellEnd"/>
-      <w:r>
-        <w:rPr>
-          <w:color w:val="00B0F0"/>
-          <w:lang w:val="ru-RU"/>
-        </w:rPr>
-        <w:t>-контрольных приборов типа, установленных в операторной с круглосуточным дежурством.</w:t>
+        <w:t>Пожарная сигнализация осуществляется от приемно-контрольных приборов типа, установленных в операторной с круглосуточным дежурством.</w:t>
       </w:r>
     </w:p>
     <w:p>
@@ -7316,61 +6692,11 @@
         </w:rPr>
         <w:t>У</w:t>
       </w:r>
-      <w:proofErr w:type="spellStart"/>
       <w:r>
         <w:rPr>
           <w:color w:val="00B0F0"/>
         </w:rPr>
-        <w:t>становлены</w:t>
-      </w:r>
-      <w:proofErr w:type="spellEnd"/>
-      <w:r>
-        <w:rPr>
-          <w:color w:val="00B0F0"/>
-        </w:rPr>
-        <w:t xml:space="preserve"> </w:t>
-      </w:r>
-      <w:proofErr w:type="spellStart"/>
-      <w:r>
-        <w:rPr>
-          <w:color w:val="00B0F0"/>
-        </w:rPr>
-        <w:t>ручные</w:t>
-      </w:r>
-      <w:proofErr w:type="spellEnd"/>
-      <w:r>
-        <w:rPr>
-          <w:color w:val="00B0F0"/>
-        </w:rPr>
-        <w:t xml:space="preserve"> </w:t>
-      </w:r>
-      <w:proofErr w:type="spellStart"/>
-      <w:r>
-        <w:rPr>
-          <w:color w:val="00B0F0"/>
-        </w:rPr>
-        <w:t>пожарные</w:t>
-      </w:r>
-      <w:proofErr w:type="spellEnd"/>
-      <w:r>
-        <w:rPr>
-          <w:color w:val="00B0F0"/>
-        </w:rPr>
-        <w:t xml:space="preserve"> </w:t>
-      </w:r>
-      <w:proofErr w:type="spellStart"/>
-      <w:r>
-        <w:rPr>
-          <w:color w:val="00B0F0"/>
-        </w:rPr>
-        <w:t>извещатели</w:t>
-      </w:r>
-      <w:proofErr w:type="spellEnd"/>
-      <w:r>
-        <w:rPr>
-          <w:color w:val="00B0F0"/>
-        </w:rPr>
-        <w:t>.</w:t>
+        <w:t>становлены ручные пожарные извещатели.</w:t>
       </w:r>
     </w:p>
     <w:p>
@@ -7398,23 +6724,7 @@
           <w:color w:val="00B0F0"/>
           <w:lang w:val="ru-RU"/>
         </w:rPr>
-        <w:t xml:space="preserve">Оповещение людей о пожаре на объекте предусмотрено по </w:t>
-      </w:r>
-      <w:proofErr w:type="spellStart"/>
-      <w:r>
-        <w:rPr>
-          <w:color w:val="00B0F0"/>
-          <w:lang w:val="ru-RU"/>
-        </w:rPr>
-        <w:t>громковорящей</w:t>
-      </w:r>
-      <w:proofErr w:type="spellEnd"/>
-      <w:r>
-        <w:rPr>
-          <w:color w:val="00B0F0"/>
-          <w:lang w:val="ru-RU"/>
-        </w:rPr>
-        <w:t xml:space="preserve"> связи.</w:t>
+        <w:t>Оповещение людей о пожаре на объекте предусмотрено по громковорящей связи.</w:t>
       </w:r>
     </w:p>
     <w:p>
@@ -7524,25 +6834,7 @@
           <w:color w:val="00B0F0"/>
           <w:szCs w:val="24"/>
         </w:rPr>
-        <w:t xml:space="preserve">Системы контроля и управления технологическими процессами имеют в </w:t>
-      </w:r>
-      <w:proofErr w:type="spellStart"/>
-      <w:r>
-        <w:rPr>
-          <w:rFonts w:ascii="Times New Roman" w:hAnsi="Times New Roman"/>
-          <w:color w:val="00B0F0"/>
-          <w:szCs w:val="24"/>
-        </w:rPr>
-        <w:t>своем</w:t>
-      </w:r>
-      <w:proofErr w:type="spellEnd"/>
-      <w:r>
-        <w:rPr>
-          <w:rFonts w:ascii="Times New Roman" w:hAnsi="Times New Roman"/>
-          <w:color w:val="00B0F0"/>
-          <w:szCs w:val="24"/>
-        </w:rPr>
-        <w:t xml:space="preserve"> составе схемы световой и звуковой сигнализации, предупреждающие обслуживающий персонал об отклонении параметров процесса от регламентированных значений.</w:t>
+        <w:t>Системы контроля и управления технологическими процессами имеют в своем составе схемы световой и звуковой сигнализации, предупреждающие обслуживающий персонал об отклонении параметров процесса от регламентированных значений.</w:t>
       </w:r>
     </w:p>
     <w:p>
@@ -7780,25 +7072,7 @@
           <w:color w:val="00B0F0"/>
           <w:szCs w:val="24"/>
         </w:rPr>
-        <w:t xml:space="preserve">Все действующие системы контроля и управления опасных производств имеют в </w:t>
-      </w:r>
-      <w:proofErr w:type="spellStart"/>
-      <w:r>
-        <w:rPr>
-          <w:rFonts w:ascii="Times New Roman" w:hAnsi="Times New Roman"/>
-          <w:color w:val="00B0F0"/>
-          <w:szCs w:val="24"/>
-        </w:rPr>
-        <w:t>своем</w:t>
-      </w:r>
-      <w:proofErr w:type="spellEnd"/>
-      <w:r>
-        <w:rPr>
-          <w:rFonts w:ascii="Times New Roman" w:hAnsi="Times New Roman"/>
-          <w:color w:val="00B0F0"/>
-          <w:szCs w:val="24"/>
-        </w:rPr>
-        <w:t xml:space="preserve"> составе подсистемы противоаварийной автоматической защиты (далее – ПАЗ) и сигнализации, охватывающие наиболее опасные стадии технологических процессов и наиболее сложное оборудование.</w:t>
+        <w:t>Все действующие системы контроля и управления опасных производств имеют в своем составе подсистемы противоаварийной автоматической защиты (далее – ПАЗ) и сигнализации, охватывающие наиболее опасные стадии технологических процессов и наиболее сложное оборудование.</w:t>
       </w:r>
     </w:p>
     <w:p>
@@ -8042,29 +7316,7 @@
           <w:szCs w:val="24"/>
           <w:lang w:val="ru-RU" w:eastAsia="ru-RU"/>
         </w:rPr>
-        <w:t xml:space="preserve">Перечень аварий и </w:t>
-      </w:r>
-      <w:proofErr w:type="spellStart"/>
-      <w:r>
-        <w:rPr>
-          <w:rFonts w:ascii="Times New Roman" w:hAnsi="Times New Roman" w:cs="Times New Roman"/>
-          <w:color w:val="auto"/>
-          <w:sz w:val="24"/>
-          <w:szCs w:val="24"/>
-          <w:lang w:val="ru-RU" w:eastAsia="ru-RU"/>
-        </w:rPr>
-        <w:t>обобщенные</w:t>
-      </w:r>
-      <w:proofErr w:type="spellEnd"/>
-      <w:r>
-        <w:rPr>
-          <w:rFonts w:ascii="Times New Roman" w:hAnsi="Times New Roman" w:cs="Times New Roman"/>
-          <w:color w:val="auto"/>
-          <w:sz w:val="24"/>
-          <w:szCs w:val="24"/>
-          <w:lang w:val="ru-RU" w:eastAsia="ru-RU"/>
-        </w:rPr>
-        <w:t xml:space="preserve"> данные об инцидентах, произошедших на декларируемом объекте (для действующих объектов)</w:t>
+        <w:t>Перечень аварий и обобщенные данные об инцидентах, произошедших на декларируемом объекте (для действующих объектов)</w:t>
       </w:r>
       <w:bookmarkEnd w:id="18"/>
     </w:p>
@@ -8783,7 +8035,6 @@
                 <w:lang w:val="ru-RU"/>
               </w:rPr>
             </w:pPr>
-            <w:proofErr w:type="gramStart"/>
             <w:r>
               <w:rPr>
                 <w:color w:val="00B0F0"/>
@@ -8793,7 +8044,6 @@
               </w:rPr>
               <w:t>05.12.2019  г.</w:t>
             </w:r>
-            <w:proofErr w:type="gramEnd"/>
             <w:r>
               <w:rPr>
                 <w:color w:val="00B0F0"/>
@@ -8866,27 +8116,7 @@
                 <w:szCs w:val="18"/>
                 <w:lang w:val="ru-RU"/>
               </w:rPr>
-              <w:t xml:space="preserve">Взрыв и пожар внутри </w:t>
-            </w:r>
-            <w:proofErr w:type="spellStart"/>
-            <w:r>
-              <w:rPr>
-                <w:color w:val="00B0F0"/>
-                <w:sz w:val="18"/>
-                <w:szCs w:val="18"/>
-                <w:lang w:val="ru-RU"/>
-              </w:rPr>
-              <w:t>емкостного</w:t>
-            </w:r>
-            <w:proofErr w:type="spellEnd"/>
-            <w:r>
-              <w:rPr>
-                <w:color w:val="00B0F0"/>
-                <w:sz w:val="18"/>
-                <w:szCs w:val="18"/>
-                <w:lang w:val="ru-RU"/>
-              </w:rPr>
-              <w:t xml:space="preserve"> оборудования. При зачистке произошло возгорание остатков нефти.</w:t>
+              <w:t>Взрыв и пожар внутри емкостного оборудования. При зачистке произошло возгорание остатков нефти.</w:t>
             </w:r>
           </w:p>
         </w:tc>
@@ -8919,27 +8149,7 @@
                 <w:szCs w:val="18"/>
                 <w:lang w:val="ru-RU"/>
               </w:rPr>
-              <w:t xml:space="preserve">Возгорание на площади 550 </w:t>
-            </w:r>
-            <w:proofErr w:type="gramStart"/>
-            <w:r>
-              <w:rPr>
-                <w:color w:val="00B0F0"/>
-                <w:sz w:val="18"/>
-                <w:szCs w:val="18"/>
-                <w:lang w:val="ru-RU"/>
-              </w:rPr>
-              <w:t>кв.м</w:t>
-            </w:r>
-            <w:proofErr w:type="gramEnd"/>
-            <w:r>
-              <w:rPr>
-                <w:color w:val="00B0F0"/>
-                <w:sz w:val="18"/>
-                <w:szCs w:val="18"/>
-                <w:lang w:val="ru-RU"/>
-              </w:rPr>
-              <w:t>, аварийное оборудование уничтожено.</w:t>
+              <w:t>Возгорание на площади 550 кв.м, аварийное оборудование уничтожено.</w:t>
             </w:r>
           </w:p>
         </w:tc>
@@ -9032,7 +8242,6 @@
                 <w:lang w:val="ru-RU"/>
               </w:rPr>
             </w:pPr>
-            <w:proofErr w:type="gramStart"/>
             <w:r>
               <w:rPr>
                 <w:color w:val="00B0F0"/>
@@ -9042,7 +8251,6 @@
               </w:rPr>
               <w:t>03.12.2021  г.</w:t>
             </w:r>
-            <w:proofErr w:type="gramEnd"/>
             <w:r>
               <w:rPr>
                 <w:color w:val="00B0F0"/>
@@ -9051,47 +8259,7 @@
                 <w:lang w:val="ru-RU"/>
               </w:rPr>
               <w:br/>
-              <w:t>Восточно-Уренгойское ме-</w:t>
-            </w:r>
-            <w:proofErr w:type="spellStart"/>
-            <w:r>
-              <w:rPr>
-                <w:color w:val="00B0F0"/>
-                <w:sz w:val="18"/>
-                <w:szCs w:val="18"/>
-                <w:lang w:val="ru-RU"/>
-              </w:rPr>
-              <w:t>сторождение</w:t>
-            </w:r>
-            <w:proofErr w:type="spellEnd"/>
-            <w:r>
-              <w:rPr>
-                <w:color w:val="00B0F0"/>
-                <w:sz w:val="18"/>
-                <w:szCs w:val="18"/>
-                <w:lang w:val="ru-RU"/>
-              </w:rPr>
-              <w:t xml:space="preserve"> АО «</w:t>
-            </w:r>
-            <w:proofErr w:type="spellStart"/>
-            <w:r>
-              <w:rPr>
-                <w:color w:val="00B0F0"/>
-                <w:sz w:val="18"/>
-                <w:szCs w:val="18"/>
-                <w:lang w:val="ru-RU"/>
-              </w:rPr>
-              <w:t>Роспан</w:t>
-            </w:r>
-            <w:proofErr w:type="spellEnd"/>
-            <w:r>
-              <w:rPr>
-                <w:color w:val="00B0F0"/>
-                <w:sz w:val="18"/>
-                <w:szCs w:val="18"/>
-                <w:lang w:val="ru-RU"/>
-              </w:rPr>
-              <w:t xml:space="preserve"> интернешнл</w:t>
+              <w:t>Восточно-Уренгойское ме-сторождение АО «Роспан интернешнл</w:t>
             </w:r>
           </w:p>
         </w:tc>
@@ -9217,18 +8385,8 @@
                 <w:sz w:val="18"/>
                 <w:szCs w:val="18"/>
               </w:rPr>
-              <w:t xml:space="preserve">1 человек </w:t>
+              <w:t>1 человек пострадал</w:t>
             </w:r>
-            <w:proofErr w:type="spellStart"/>
-            <w:r>
-              <w:rPr>
-                <w:color w:val="00B0F0"/>
-                <w:sz w:val="18"/>
-                <w:szCs w:val="18"/>
-              </w:rPr>
-              <w:t>пострадал</w:t>
-            </w:r>
-            <w:proofErr w:type="spellEnd"/>
           </w:p>
         </w:tc>
       </w:tr>
@@ -9288,7 +8446,6 @@
                 <w:szCs w:val="18"/>
               </w:rPr>
             </w:pPr>
-            <w:proofErr w:type="gramStart"/>
             <w:r>
               <w:rPr>
                 <w:color w:val="00B0F0"/>
@@ -9297,7 +8454,6 @@
               </w:rPr>
               <w:t>03.05.2023  г.</w:t>
             </w:r>
-            <w:proofErr w:type="gramEnd"/>
             <w:r>
               <w:rPr>
                 <w:color w:val="00B0F0"/>
@@ -9305,25 +8461,7 @@
                 <w:szCs w:val="18"/>
               </w:rPr>
               <w:br/>
-              <w:t>АО «</w:t>
-            </w:r>
-            <w:proofErr w:type="spellStart"/>
-            <w:r>
-              <w:rPr>
-                <w:color w:val="00B0F0"/>
-                <w:sz w:val="18"/>
-                <w:szCs w:val="18"/>
-              </w:rPr>
-              <w:t>Таманьнефтегаз</w:t>
-            </w:r>
-            <w:proofErr w:type="spellEnd"/>
-            <w:r>
-              <w:rPr>
-                <w:color w:val="00B0F0"/>
-                <w:sz w:val="18"/>
-                <w:szCs w:val="18"/>
-              </w:rPr>
-              <w:t>»</w:t>
+              <w:t>АО «Таманьнефтегаз»</w:t>
             </w:r>
           </w:p>
         </w:tc>
@@ -9354,18 +8492,8 @@
                 <w:sz w:val="18"/>
                 <w:szCs w:val="18"/>
               </w:rPr>
-              <w:t xml:space="preserve">Пожар, </w:t>
+              <w:t>Пожар, теракт</w:t>
             </w:r>
-            <w:proofErr w:type="spellStart"/>
-            <w:r>
-              <w:rPr>
-                <w:color w:val="00B0F0"/>
-                <w:sz w:val="18"/>
-                <w:szCs w:val="18"/>
-              </w:rPr>
-              <w:t>теракт</w:t>
-            </w:r>
-            <w:proofErr w:type="spellEnd"/>
           </w:p>
         </w:tc>
         <w:tc>
@@ -9396,117 +8524,15 @@
                 <w:szCs w:val="18"/>
                 <w:lang w:val="ru-RU"/>
               </w:rPr>
-              <w:t xml:space="preserve">В </w:t>
+              <w:t xml:space="preserve">В поселке Волна Темрюкского района Краснодарского края произошло возгорание резервуара с нефтепродуктами. </w:t>
             </w:r>
-            <w:proofErr w:type="spellStart"/>
-            <w:r>
-              <w:rPr>
-                <w:color w:val="00B0F0"/>
-                <w:sz w:val="18"/>
-                <w:szCs w:val="18"/>
-                <w:lang w:val="ru-RU"/>
-              </w:rPr>
-              <w:t>поселке</w:t>
-            </w:r>
-            <w:proofErr w:type="spellEnd"/>
-            <w:r>
-              <w:rPr>
-                <w:color w:val="00B0F0"/>
-                <w:sz w:val="18"/>
-                <w:szCs w:val="18"/>
-                <w:lang w:val="ru-RU"/>
-              </w:rPr>
-              <w:t xml:space="preserve"> Волна Темрюкского района Краснодарского края произошло возгорание резервуара с нефтепродуктами. </w:t>
-            </w:r>
-            <w:proofErr w:type="spellStart"/>
             <w:r>
               <w:rPr>
                 <w:color w:val="00B0F0"/>
                 <w:sz w:val="18"/>
                 <w:szCs w:val="18"/>
               </w:rPr>
-              <w:t>Причиной</w:t>
-            </w:r>
-            <w:proofErr w:type="spellEnd"/>
-            <w:r>
-              <w:rPr>
-                <w:color w:val="00B0F0"/>
-                <w:sz w:val="18"/>
-                <w:szCs w:val="18"/>
-              </w:rPr>
-              <w:t xml:space="preserve"> </w:t>
-            </w:r>
-            <w:proofErr w:type="spellStart"/>
-            <w:r>
-              <w:rPr>
-                <w:color w:val="00B0F0"/>
-                <w:sz w:val="18"/>
-                <w:szCs w:val="18"/>
-              </w:rPr>
-              <w:t>пожара</w:t>
-            </w:r>
-            <w:proofErr w:type="spellEnd"/>
-            <w:r>
-              <w:rPr>
-                <w:color w:val="00B0F0"/>
-                <w:sz w:val="18"/>
-                <w:szCs w:val="18"/>
-              </w:rPr>
-              <w:t xml:space="preserve"> </w:t>
-            </w:r>
-            <w:proofErr w:type="spellStart"/>
-            <w:r>
-              <w:rPr>
-                <w:color w:val="00B0F0"/>
-                <w:sz w:val="18"/>
-                <w:szCs w:val="18"/>
-              </w:rPr>
-              <w:t>стала</w:t>
-            </w:r>
-            <w:proofErr w:type="spellEnd"/>
-            <w:r>
-              <w:rPr>
-                <w:color w:val="00B0F0"/>
-                <w:sz w:val="18"/>
-                <w:szCs w:val="18"/>
-              </w:rPr>
-              <w:t xml:space="preserve"> </w:t>
-            </w:r>
-            <w:proofErr w:type="spellStart"/>
-            <w:r>
-              <w:rPr>
-                <w:color w:val="00B0F0"/>
-                <w:sz w:val="18"/>
-                <w:szCs w:val="18"/>
-              </w:rPr>
-              <w:t>атака</w:t>
-            </w:r>
-            <w:proofErr w:type="spellEnd"/>
-            <w:r>
-              <w:rPr>
-                <w:color w:val="00B0F0"/>
-                <w:sz w:val="18"/>
-                <w:szCs w:val="18"/>
-              </w:rPr>
-              <w:t xml:space="preserve"> </w:t>
-            </w:r>
-            <w:proofErr w:type="spellStart"/>
-            <w:r>
-              <w:rPr>
-                <w:color w:val="00B0F0"/>
-                <w:sz w:val="18"/>
-                <w:szCs w:val="18"/>
-              </w:rPr>
-              <w:t>беспилотника</w:t>
-            </w:r>
-            <w:proofErr w:type="spellEnd"/>
-            <w:r>
-              <w:rPr>
-                <w:color w:val="00B0F0"/>
-                <w:sz w:val="18"/>
-                <w:szCs w:val="18"/>
-              </w:rPr>
-              <w:t xml:space="preserve">. </w:t>
+              <w:t xml:space="preserve">Причиной пожара стала атака беспилотника. </w:t>
             </w:r>
           </w:p>
         </w:tc>
@@ -9631,7 +8657,6 @@
                 <w:szCs w:val="18"/>
               </w:rPr>
             </w:pPr>
-            <w:proofErr w:type="gramStart"/>
             <w:r>
               <w:rPr>
                 <w:color w:val="00B0F0"/>
@@ -9640,7 +8665,6 @@
               </w:rPr>
               <w:t>30.07.2023  г.</w:t>
             </w:r>
-            <w:proofErr w:type="gramEnd"/>
             <w:r>
               <w:rPr>
                 <w:color w:val="00B0F0"/>
@@ -9648,25 +8672,7 @@
                 <w:szCs w:val="18"/>
               </w:rPr>
               <w:br/>
-              <w:t>«</w:t>
-            </w:r>
-            <w:proofErr w:type="spellStart"/>
-            <w:r>
-              <w:rPr>
-                <w:color w:val="00B0F0"/>
-                <w:sz w:val="18"/>
-                <w:szCs w:val="18"/>
-              </w:rPr>
-              <w:t>Елховнефть</w:t>
-            </w:r>
-            <w:proofErr w:type="spellEnd"/>
-            <w:r>
-              <w:rPr>
-                <w:color w:val="00B0F0"/>
-                <w:sz w:val="18"/>
-                <w:szCs w:val="18"/>
-              </w:rPr>
-              <w:t>» (ПАО «Татнефть»</w:t>
+              <w:t>«Елховнефть» (ПАО «Татнефть»</w:t>
             </w:r>
           </w:p>
         </w:tc>
@@ -9729,45 +8735,15 @@
                 <w:szCs w:val="18"/>
                 <w:lang w:val="ru-RU"/>
               </w:rPr>
-              <w:t xml:space="preserve">Двое рабочих 47 и 36 лет обследовали </w:t>
+              <w:t xml:space="preserve">Двое рабочих 47 и 36 лет обследовали емкость для повторного заполнения нефтепродуктами. </w:t>
             </w:r>
-            <w:proofErr w:type="spellStart"/>
-            <w:r>
-              <w:rPr>
-                <w:color w:val="00B0F0"/>
-                <w:sz w:val="18"/>
-                <w:szCs w:val="18"/>
-                <w:lang w:val="ru-RU"/>
-              </w:rPr>
-              <w:t>емкость</w:t>
-            </w:r>
-            <w:proofErr w:type="spellEnd"/>
-            <w:r>
-              <w:rPr>
-                <w:color w:val="00B0F0"/>
-                <w:sz w:val="18"/>
-                <w:szCs w:val="18"/>
-                <w:lang w:val="ru-RU"/>
-              </w:rPr>
-              <w:t xml:space="preserve"> для повторного заполнения нефтепродуктами. </w:t>
-            </w:r>
-            <w:proofErr w:type="spellStart"/>
             <w:r>
               <w:rPr>
                 <w:color w:val="00B0F0"/>
                 <w:sz w:val="18"/>
                 <w:szCs w:val="18"/>
               </w:rPr>
-              <w:t>Последовало</w:t>
-            </w:r>
-            <w:proofErr w:type="spellEnd"/>
-            <w:r>
-              <w:rPr>
-                <w:color w:val="00B0F0"/>
-                <w:sz w:val="18"/>
-                <w:szCs w:val="18"/>
-              </w:rPr>
-              <w:t xml:space="preserve"> возгорание и взрыв. </w:t>
+              <w:t xml:space="preserve">Последовало возгорание и взрыв. </w:t>
             </w:r>
           </w:p>
         </w:tc>
@@ -9890,7 +8866,6 @@
                 <w:szCs w:val="18"/>
               </w:rPr>
             </w:pPr>
-            <w:proofErr w:type="gramStart"/>
             <w:r>
               <w:rPr>
                 <w:color w:val="00B0F0"/>
@@ -9899,7 +8874,6 @@
               </w:rPr>
               <w:t>14.08.2023  г.</w:t>
             </w:r>
-            <w:proofErr w:type="gramEnd"/>
             <w:r>
               <w:rPr>
                 <w:color w:val="00B0F0"/>
@@ -9907,42 +8881,7 @@
                 <w:szCs w:val="18"/>
               </w:rPr>
               <w:br/>
-            </w:r>
-            <w:proofErr w:type="spellStart"/>
-            <w:r>
-              <w:rPr>
-                <w:color w:val="00B0F0"/>
-                <w:sz w:val="18"/>
-                <w:szCs w:val="18"/>
-              </w:rPr>
-              <w:t>Талинское</w:t>
-            </w:r>
-            <w:proofErr w:type="spellEnd"/>
-            <w:r>
-              <w:rPr>
-                <w:color w:val="00B0F0"/>
-                <w:sz w:val="18"/>
-                <w:szCs w:val="18"/>
-              </w:rPr>
-              <w:t xml:space="preserve"> </w:t>
-            </w:r>
-            <w:proofErr w:type="spellStart"/>
-            <w:r>
-              <w:rPr>
-                <w:color w:val="00B0F0"/>
-                <w:sz w:val="18"/>
-                <w:szCs w:val="18"/>
-              </w:rPr>
-              <w:t>месторождение</w:t>
-            </w:r>
-            <w:proofErr w:type="spellEnd"/>
-            <w:r>
-              <w:rPr>
-                <w:color w:val="00B0F0"/>
-                <w:sz w:val="18"/>
-                <w:szCs w:val="18"/>
-              </w:rPr>
-              <w:t xml:space="preserve"> (ХМАО)</w:t>
+              <w:t>Талинское месторождение (ХМАО)</w:t>
             </w:r>
           </w:p>
         </w:tc>
@@ -10006,27 +8945,7 @@
                 <w:szCs w:val="18"/>
                 <w:lang w:val="ru-RU"/>
               </w:rPr>
-              <w:t xml:space="preserve">Взрыв на </w:t>
-            </w:r>
-            <w:proofErr w:type="spellStart"/>
-            <w:r>
-              <w:rPr>
-                <w:color w:val="00B0F0"/>
-                <w:sz w:val="18"/>
-                <w:szCs w:val="18"/>
-                <w:lang w:val="ru-RU"/>
-              </w:rPr>
-              <w:t>Талинском</w:t>
-            </w:r>
-            <w:proofErr w:type="spellEnd"/>
-            <w:r>
-              <w:rPr>
-                <w:color w:val="00B0F0"/>
-                <w:sz w:val="18"/>
-                <w:szCs w:val="18"/>
-                <w:lang w:val="ru-RU"/>
-              </w:rPr>
-              <w:t xml:space="preserve"> нефтяном месторождении в Нягани в Ханты-Мансийском АО произошел из-за нарушения правил безопасности при проведении ремонтно-восстановительных работ, в результате чего воспламенилась нефть.</w:t>
+              <w:t>Взрыв на Талинском нефтяном месторождении в Нягани в Ханты-Мансийском АО произошел из-за нарушения правил безопасности при проведении ремонтно-восстановительных работ, в результате чего воспламенилась нефть.</w:t>
             </w:r>
           </w:p>
         </w:tc>
@@ -10088,18 +9007,8 @@
                 <w:sz w:val="18"/>
                 <w:szCs w:val="18"/>
               </w:rPr>
-              <w:t xml:space="preserve">1 человек </w:t>
+              <w:t>1 человек погиб</w:t>
             </w:r>
-            <w:proofErr w:type="spellStart"/>
-            <w:r>
-              <w:rPr>
-                <w:color w:val="00B0F0"/>
-                <w:sz w:val="18"/>
-                <w:szCs w:val="18"/>
-              </w:rPr>
-              <w:t>погиб</w:t>
-            </w:r>
-            <w:proofErr w:type="spellEnd"/>
             <w:r>
               <w:rPr>
                 <w:color w:val="00B0F0"/>
@@ -10107,18 +9016,8 @@
                 <w:szCs w:val="18"/>
               </w:rPr>
               <w:br/>
-              <w:t xml:space="preserve">6 человек </w:t>
+              <w:t>6 человек пострадало</w:t>
             </w:r>
-            <w:proofErr w:type="spellStart"/>
-            <w:r>
-              <w:rPr>
-                <w:color w:val="00B0F0"/>
-                <w:sz w:val="18"/>
-                <w:szCs w:val="18"/>
-              </w:rPr>
-              <w:t>пострадало</w:t>
-            </w:r>
-            <w:proofErr w:type="spellEnd"/>
           </w:p>
         </w:tc>
       </w:tr>
@@ -10180,7 +9079,6 @@
                 <w:lang w:val="ru-RU"/>
               </w:rPr>
             </w:pPr>
-            <w:proofErr w:type="gramStart"/>
             <w:r>
               <w:rPr>
                 <w:color w:val="00B0F0"/>
@@ -10190,7 +9088,6 @@
               </w:rPr>
               <w:t>30.10.2023  г.</w:t>
             </w:r>
-            <w:proofErr w:type="gramEnd"/>
             <w:r>
               <w:rPr>
                 <w:color w:val="00B0F0"/>
@@ -10199,27 +9096,7 @@
                 <w:lang w:val="ru-RU"/>
               </w:rPr>
               <w:br/>
-              <w:t xml:space="preserve">УПСВ ДНС-7 </w:t>
-            </w:r>
-            <w:proofErr w:type="spellStart"/>
-            <w:r>
-              <w:rPr>
-                <w:color w:val="00B0F0"/>
-                <w:sz w:val="18"/>
-                <w:szCs w:val="18"/>
-                <w:lang w:val="ru-RU"/>
-              </w:rPr>
-              <w:t>Возейского</w:t>
-            </w:r>
-            <w:proofErr w:type="spellEnd"/>
-            <w:r>
-              <w:rPr>
-                <w:color w:val="00B0F0"/>
-                <w:sz w:val="18"/>
-                <w:szCs w:val="18"/>
-                <w:lang w:val="ru-RU"/>
-              </w:rPr>
-              <w:t xml:space="preserve"> месторождения (ПАО «Лукойл»)</w:t>
+              <w:t>УПСВ ДНС-7 Возейского месторождения (ПАО «Лукойл»)</w:t>
             </w:r>
           </w:p>
         </w:tc>
@@ -10283,67 +9160,7 @@
                 <w:szCs w:val="18"/>
                 <w:lang w:val="ru-RU"/>
               </w:rPr>
-              <w:t xml:space="preserve">Пожар произошел на резервуаре РВС-5000 на установке предварительного сброса воды (УПСВ) дожимной насосной станции (ДНС-7) </w:t>
-            </w:r>
-            <w:proofErr w:type="spellStart"/>
-            <w:r>
-              <w:rPr>
-                <w:color w:val="00B0F0"/>
-                <w:sz w:val="18"/>
-                <w:szCs w:val="18"/>
-                <w:lang w:val="ru-RU"/>
-              </w:rPr>
-              <w:t>Возейского</w:t>
-            </w:r>
-            <w:proofErr w:type="spellEnd"/>
-            <w:r>
-              <w:rPr>
-                <w:color w:val="00B0F0"/>
-                <w:sz w:val="18"/>
-                <w:szCs w:val="18"/>
-                <w:lang w:val="ru-RU"/>
-              </w:rPr>
-              <w:t xml:space="preserve"> нефтяного месторождения ТПП ЛУКОЙЛ-</w:t>
-            </w:r>
-            <w:proofErr w:type="spellStart"/>
-            <w:r>
-              <w:rPr>
-                <w:color w:val="00B0F0"/>
-                <w:sz w:val="18"/>
-                <w:szCs w:val="18"/>
-                <w:lang w:val="ru-RU"/>
-              </w:rPr>
-              <w:t>Усинскнефтегаз</w:t>
-            </w:r>
-            <w:proofErr w:type="spellEnd"/>
-            <w:r>
-              <w:rPr>
-                <w:color w:val="00B0F0"/>
-                <w:sz w:val="18"/>
-                <w:szCs w:val="18"/>
-                <w:lang w:val="ru-RU"/>
-              </w:rPr>
-              <w:t xml:space="preserve">, входящего в ЛУКОЙЛ-Коми. Возгорание произошло при проведении работ подрядной организацией </w:t>
-            </w:r>
-            <w:proofErr w:type="spellStart"/>
-            <w:r>
-              <w:rPr>
-                <w:color w:val="00B0F0"/>
-                <w:sz w:val="18"/>
-                <w:szCs w:val="18"/>
-                <w:lang w:val="ru-RU"/>
-              </w:rPr>
-              <w:t>Эколайф</w:t>
-            </w:r>
-            <w:proofErr w:type="spellEnd"/>
-            <w:r>
-              <w:rPr>
-                <w:color w:val="00B0F0"/>
-                <w:sz w:val="18"/>
-                <w:szCs w:val="18"/>
-                <w:lang w:val="ru-RU"/>
-              </w:rPr>
-              <w:t xml:space="preserve"> на выведенном из эксплуатации резервуаре.</w:t>
+              <w:t>Пожар произошел на резервуаре РВС-5000 на установке предварительного сброса воды (УПСВ) дожимной насосной станции (ДНС-7) Возейского нефтяного месторождения ТПП ЛУКОЙЛ-Усинскнефтегаз, входящего в ЛУКОЙЛ-Коми. Возгорание произошло при проведении работ подрядной организацией Эколайф на выведенном из эксплуатации резервуаре.</w:t>
             </w:r>
           </w:p>
         </w:tc>
@@ -10407,19 +9224,8 @@
                 <w:szCs w:val="18"/>
                 <w:lang w:val="ru-RU"/>
               </w:rPr>
-              <w:t xml:space="preserve">Погиб 1 и пострадали 2 сотрудников компании </w:t>
+              <w:t>Погиб 1 и пострадали 2 сотрудников компании Эколайф</w:t>
             </w:r>
-            <w:proofErr w:type="spellStart"/>
-            <w:r>
-              <w:rPr>
-                <w:color w:val="00B0F0"/>
-                <w:sz w:val="18"/>
-                <w:szCs w:val="18"/>
-                <w:lang w:val="ru-RU"/>
-              </w:rPr>
-              <w:t>Эколайф</w:t>
-            </w:r>
-            <w:proofErr w:type="spellEnd"/>
           </w:p>
         </w:tc>
       </w:tr>
@@ -10485,25 +9291,7 @@
                 <w:sz w:val="18"/>
                 <w:szCs w:val="18"/>
               </w:rPr>
-              <w:t xml:space="preserve">17.03.2024г.(г. </w:t>
-            </w:r>
-            <w:proofErr w:type="spellStart"/>
-            <w:r>
-              <w:rPr>
-                <w:color w:val="00B0F0"/>
-                <w:sz w:val="18"/>
-                <w:szCs w:val="18"/>
-              </w:rPr>
-              <w:t>Орел</w:t>
-            </w:r>
-            <w:proofErr w:type="spellEnd"/>
-            <w:r>
-              <w:rPr>
-                <w:color w:val="00B0F0"/>
-                <w:sz w:val="18"/>
-                <w:szCs w:val="18"/>
-              </w:rPr>
-              <w:t>)</w:t>
+              <w:t>17.03.2024г.(г. Орел)</w:t>
             </w:r>
           </w:p>
         </w:tc>
@@ -10534,18 +9322,8 @@
                 <w:sz w:val="18"/>
                 <w:szCs w:val="18"/>
               </w:rPr>
-              <w:t xml:space="preserve">Пожар, </w:t>
+              <w:t>Пожар, теракт</w:t>
             </w:r>
-            <w:proofErr w:type="spellStart"/>
-            <w:r>
-              <w:rPr>
-                <w:color w:val="00B0F0"/>
-                <w:sz w:val="18"/>
-                <w:szCs w:val="18"/>
-              </w:rPr>
-              <w:t>теракт</w:t>
-            </w:r>
-            <w:proofErr w:type="spellEnd"/>
           </w:p>
         </w:tc>
         <w:tc>
@@ -10577,27 +9355,7 @@
                 <w:szCs w:val="18"/>
                 <w:lang w:val="ru-RU"/>
               </w:rPr>
-              <w:t xml:space="preserve">Пожар произошел на площадке первичной подготовки нефти </w:t>
-            </w:r>
-            <w:proofErr w:type="spellStart"/>
-            <w:r>
-              <w:rPr>
-                <w:color w:val="00B0F0"/>
-                <w:sz w:val="18"/>
-                <w:szCs w:val="18"/>
-                <w:lang w:val="ru-RU"/>
-              </w:rPr>
-              <w:t>врезультате</w:t>
-            </w:r>
-            <w:proofErr w:type="spellEnd"/>
-            <w:r>
-              <w:rPr>
-                <w:color w:val="00B0F0"/>
-                <w:sz w:val="18"/>
-                <w:szCs w:val="18"/>
-                <w:lang w:val="ru-RU"/>
-              </w:rPr>
-              <w:t xml:space="preserve"> атаки дрона.</w:t>
+              <w:t>Пожар произошел на площадке первичной подготовки нефти врезультате атаки дрона.</w:t>
             </w:r>
           </w:p>
         </w:tc>
@@ -10726,25 +9484,7 @@
                 <w:sz w:val="18"/>
                 <w:szCs w:val="18"/>
               </w:rPr>
-              <w:t xml:space="preserve">17.02.2025г.(г. </w:t>
-            </w:r>
-            <w:proofErr w:type="spellStart"/>
-            <w:r>
-              <w:rPr>
-                <w:color w:val="00B0F0"/>
-                <w:sz w:val="18"/>
-                <w:szCs w:val="18"/>
-              </w:rPr>
-              <w:t>Краснодар</w:t>
-            </w:r>
-            <w:proofErr w:type="spellEnd"/>
-            <w:r>
-              <w:rPr>
-                <w:color w:val="00B0F0"/>
-                <w:sz w:val="18"/>
-                <w:szCs w:val="18"/>
-              </w:rPr>
-              <w:t>)</w:t>
+              <w:t>17.02.2025г.(г. Краснодар)</w:t>
             </w:r>
           </w:p>
         </w:tc>
@@ -10769,7 +9509,6 @@
                 <w:szCs w:val="18"/>
               </w:rPr>
             </w:pPr>
-            <w:proofErr w:type="spellStart"/>
             <w:r>
               <w:rPr>
                 <w:color w:val="00B0F0"/>
@@ -10778,7 +9517,6 @@
               </w:rPr>
               <w:t>Теракт</w:t>
             </w:r>
-            <w:proofErr w:type="spellEnd"/>
           </w:p>
         </w:tc>
         <w:tc>
@@ -10810,27 +9548,7 @@
                 <w:szCs w:val="18"/>
                 <w:lang w:val="ru-RU"/>
               </w:rPr>
-              <w:t xml:space="preserve">Нефтеперекачивающая станция (НПС) «Кропоткинская» Каспийского трубопроводного консорциума (КТК) подверглась атаке семи беспилотников, </w:t>
-            </w:r>
-            <w:proofErr w:type="spellStart"/>
-            <w:r>
-              <w:rPr>
-                <w:color w:val="00B0F0"/>
-                <w:sz w:val="18"/>
-                <w:szCs w:val="18"/>
-                <w:lang w:val="ru-RU"/>
-              </w:rPr>
-              <w:t>начиненных</w:t>
-            </w:r>
-            <w:proofErr w:type="spellEnd"/>
-            <w:r>
-              <w:rPr>
-                <w:color w:val="00B0F0"/>
-                <w:sz w:val="18"/>
-                <w:szCs w:val="18"/>
-                <w:lang w:val="ru-RU"/>
-              </w:rPr>
-              <w:t xml:space="preserve"> поражающими элементами. </w:t>
+              <w:t xml:space="preserve">Нефтеперекачивающая станция (НПС) «Кропоткинская» Каспийского трубопроводного консорциума (КТК) подверглась атаке семи беспилотников, начиненных поражающими элементами. </w:t>
             </w:r>
           </w:p>
         </w:tc>
@@ -10895,117 +9613,15 @@
                 <w:szCs w:val="18"/>
                 <w:lang w:val="ru-RU"/>
               </w:rPr>
-              <w:t xml:space="preserve">По данным «Транснефти», устранение последствий атаки </w:t>
+              <w:t xml:space="preserve">По данным «Транснефти», устранение последствий атаки займет до двух месяцев. </w:t>
             </w:r>
-            <w:proofErr w:type="spellStart"/>
-            <w:r>
-              <w:rPr>
-                <w:color w:val="00B0F0"/>
-                <w:sz w:val="18"/>
-                <w:szCs w:val="18"/>
-                <w:lang w:val="ru-RU"/>
-              </w:rPr>
-              <w:t>займет</w:t>
-            </w:r>
-            <w:proofErr w:type="spellEnd"/>
-            <w:r>
-              <w:rPr>
-                <w:color w:val="00B0F0"/>
-                <w:sz w:val="18"/>
-                <w:szCs w:val="18"/>
-                <w:lang w:val="ru-RU"/>
-              </w:rPr>
-              <w:t xml:space="preserve"> до двух месяцев. </w:t>
-            </w:r>
-            <w:proofErr w:type="spellStart"/>
             <w:r>
               <w:rPr>
                 <w:color w:val="00B0F0"/>
                 <w:sz w:val="18"/>
                 <w:szCs w:val="18"/>
               </w:rPr>
-              <w:t>Снижение</w:t>
-            </w:r>
-            <w:proofErr w:type="spellEnd"/>
-            <w:r>
-              <w:rPr>
-                <w:color w:val="00B0F0"/>
-                <w:sz w:val="18"/>
-                <w:szCs w:val="18"/>
-              </w:rPr>
-              <w:t xml:space="preserve"> </w:t>
-            </w:r>
-            <w:proofErr w:type="spellStart"/>
-            <w:r>
-              <w:rPr>
-                <w:color w:val="00B0F0"/>
-                <w:sz w:val="18"/>
-                <w:szCs w:val="18"/>
-              </w:rPr>
-              <w:t>объемов</w:t>
-            </w:r>
-            <w:proofErr w:type="spellEnd"/>
-            <w:r>
-              <w:rPr>
-                <w:color w:val="00B0F0"/>
-                <w:sz w:val="18"/>
-                <w:szCs w:val="18"/>
-              </w:rPr>
-              <w:t xml:space="preserve"> </w:t>
-            </w:r>
-            <w:proofErr w:type="spellStart"/>
-            <w:r>
-              <w:rPr>
-                <w:color w:val="00B0F0"/>
-                <w:sz w:val="18"/>
-                <w:szCs w:val="18"/>
-              </w:rPr>
-              <w:t>поставки</w:t>
-            </w:r>
-            <w:proofErr w:type="spellEnd"/>
-            <w:r>
-              <w:rPr>
-                <w:color w:val="00B0F0"/>
-                <w:sz w:val="18"/>
-                <w:szCs w:val="18"/>
-              </w:rPr>
-              <w:t xml:space="preserve"> нефти </w:t>
-            </w:r>
-            <w:proofErr w:type="spellStart"/>
-            <w:r>
-              <w:rPr>
-                <w:color w:val="00B0F0"/>
-                <w:sz w:val="18"/>
-                <w:szCs w:val="18"/>
-              </w:rPr>
-              <w:t>может</w:t>
-            </w:r>
-            <w:proofErr w:type="spellEnd"/>
-            <w:r>
-              <w:rPr>
-                <w:color w:val="00B0F0"/>
-                <w:sz w:val="18"/>
-                <w:szCs w:val="18"/>
-              </w:rPr>
-              <w:t xml:space="preserve"> </w:t>
-            </w:r>
-            <w:proofErr w:type="spellStart"/>
-            <w:r>
-              <w:rPr>
-                <w:color w:val="00B0F0"/>
-                <w:sz w:val="18"/>
-                <w:szCs w:val="18"/>
-              </w:rPr>
-              <w:t>достичь</w:t>
-            </w:r>
-            <w:proofErr w:type="spellEnd"/>
-            <w:r>
-              <w:rPr>
-                <w:color w:val="00B0F0"/>
-                <w:sz w:val="18"/>
-                <w:szCs w:val="18"/>
-              </w:rPr>
-              <w:t xml:space="preserve"> 30%.</w:t>
+              <w:t>Снижение объемов поставки нефти может достичь 30%.</w:t>
             </w:r>
           </w:p>
         </w:tc>
@@ -11129,136 +9745,16 @@
           <w:szCs w:val="24"/>
           <w:lang w:val="ru-RU"/>
         </w:rPr>
-        <w:t xml:space="preserve">Анализ статистических данных по авариям для промышленных объектов РФ по Данным «Информационного </w:t>
-      </w:r>
-      <w:proofErr w:type="spellStart"/>
-      <w:r>
-        <w:rPr>
-          <w:rFonts w:cs="Times New Roman"/>
-          <w:sz w:val="24"/>
-          <w:szCs w:val="24"/>
-          <w:lang w:val="ru-RU"/>
-        </w:rPr>
-        <w:t>бюллютеня</w:t>
-      </w:r>
-      <w:proofErr w:type="spellEnd"/>
-      <w:r>
-        <w:rPr>
-          <w:rFonts w:cs="Times New Roman"/>
-          <w:sz w:val="24"/>
-          <w:szCs w:val="24"/>
-          <w:lang w:val="ru-RU"/>
-        </w:rPr>
-        <w:t xml:space="preserve"> Ростехнадзора» показывает, что на объектах, аналогичных декларируемому, аварии происходят, главным образом, по причинам механического разрушения технологического оборудования из-за качества выполнения строительно-монтажных работ, а </w:t>
-      </w:r>
-      <w:proofErr w:type="gramStart"/>
-      <w:r>
-        <w:rPr>
-          <w:rFonts w:cs="Times New Roman"/>
-          <w:sz w:val="24"/>
-          <w:szCs w:val="24"/>
-          <w:lang w:val="ru-RU"/>
-        </w:rPr>
-        <w:t>так же</w:t>
-      </w:r>
-      <w:proofErr w:type="gramEnd"/>
-      <w:r>
-        <w:rPr>
-          <w:rFonts w:cs="Times New Roman"/>
-          <w:sz w:val="24"/>
-          <w:szCs w:val="24"/>
-          <w:lang w:val="ru-RU"/>
-        </w:rPr>
-        <w:t xml:space="preserve"> негативного воздействия природных факторов (низкие температуры) и коррозионным воздействием обращающегося опасного вещества. </w:t>
-      </w:r>
-      <w:r>
-        <w:rPr>
-          <w:rFonts w:cs="Times New Roman"/>
-          <w:sz w:val="24"/>
-          <w:szCs w:val="24"/>
-          <w:lang w:val="ru-RU"/>
-        </w:rPr>
-        <w:t xml:space="preserve">Так же стоит </w:t>
-      </w:r>
-      <w:proofErr w:type="gramStart"/>
-      <w:r>
-        <w:rPr>
-          <w:rFonts w:cs="Times New Roman"/>
-          <w:sz w:val="24"/>
-          <w:szCs w:val="24"/>
-          <w:lang w:val="ru-RU"/>
-        </w:rPr>
-        <w:t>отметить</w:t>
-      </w:r>
-      <w:proofErr w:type="gramEnd"/>
-      <w:r>
-        <w:rPr>
-          <w:rFonts w:cs="Times New Roman"/>
-          <w:sz w:val="24"/>
-          <w:szCs w:val="24"/>
-          <w:lang w:val="ru-RU"/>
-        </w:rPr>
-        <w:t xml:space="preserve"> что в период 2022-2025 </w:t>
-      </w:r>
-      <w:proofErr w:type="spellStart"/>
-      <w:r>
-        <w:rPr>
-          <w:rFonts w:cs="Times New Roman"/>
-          <w:sz w:val="24"/>
-          <w:szCs w:val="24"/>
-          <w:lang w:val="ru-RU"/>
-        </w:rPr>
-        <w:t>г.г</w:t>
-      </w:r>
-      <w:proofErr w:type="spellEnd"/>
-      <w:r>
-        <w:rPr>
-          <w:rFonts w:cs="Times New Roman"/>
-          <w:sz w:val="24"/>
-          <w:szCs w:val="24"/>
-          <w:lang w:val="ru-RU"/>
-        </w:rPr>
-        <w:t xml:space="preserve">. особую актуальность приобретают диверсии и </w:t>
-      </w:r>
-      <w:proofErr w:type="spellStart"/>
-      <w:r>
-        <w:rPr>
-          <w:rFonts w:cs="Times New Roman"/>
-          <w:sz w:val="24"/>
-          <w:szCs w:val="24"/>
-          <w:lang w:val="ru-RU"/>
-        </w:rPr>
-        <w:t>терракты</w:t>
-      </w:r>
-      <w:proofErr w:type="spellEnd"/>
-      <w:r>
-        <w:rPr>
-          <w:rFonts w:cs="Times New Roman"/>
-          <w:sz w:val="24"/>
-          <w:szCs w:val="24"/>
-          <w:lang w:val="ru-RU"/>
-        </w:rPr>
-        <w:t xml:space="preserve">, в т.ч. с помощью беспилотных летательных </w:t>
-      </w:r>
-      <w:proofErr w:type="spellStart"/>
-      <w:r>
-        <w:rPr>
-          <w:rFonts w:cs="Times New Roman"/>
-          <w:sz w:val="24"/>
-          <w:szCs w:val="24"/>
-          <w:lang w:val="ru-RU"/>
-        </w:rPr>
-        <w:t>аппартатов</w:t>
-      </w:r>
-      <w:proofErr w:type="spellEnd"/>
-      <w:r>
-        <w:rPr>
-          <w:rFonts w:cs="Times New Roman"/>
-          <w:sz w:val="24"/>
-          <w:szCs w:val="24"/>
-          <w:lang w:val="ru-RU"/>
-        </w:rPr>
-        <w:t xml:space="preserve">. </w:t>
+        <w:t xml:space="preserve">Анализ статистических данных по авариям для промышленных объектов РФ по Данным «Информационного бюллютеня Ростехнадзора» показывает, что на объектах, аналогичных декларируемому, аварии происходят, главным образом, по причинам механического разрушения технологического оборудования из-за качества выполнения строительно-монтажных работ, а так же негативного воздействия природных факторов (низкие температуры) и коррозионным воздействием обращающегося опасного вещества. </w:t>
+      </w:r>
+      <w:r>
+        <w:rPr>
+          <w:rFonts w:cs="Times New Roman"/>
+          <w:sz w:val="24"/>
+          <w:szCs w:val="24"/>
+          <w:lang w:val="ru-RU"/>
+        </w:rPr>
+        <w:t xml:space="preserve">Так же стоит отметить что в период 2022-2025 г.г. особую актуальность приобретают диверсии и терракты, в т.ч. с помощью беспилотных летательных аппартатов. </w:t>
       </w:r>
       <w:r>
         <w:rPr>
@@ -11358,25 +9854,14 @@
           <w:lang w:val="ru-RU"/>
         </w:rPr>
       </w:pPr>
-      <w:proofErr w:type="spellStart"/>
-      <w:r>
-        <w:rPr>
-          <w:rFonts w:cs="Times New Roman"/>
-          <w:sz w:val="24"/>
-          <w:szCs w:val="24"/>
-          <w:lang w:val="ru-RU"/>
-        </w:rPr>
-        <w:t>Обобщенные</w:t>
-      </w:r>
-      <w:proofErr w:type="spellEnd"/>
-      <w:r>
-        <w:rPr>
-          <w:rFonts w:cs="Times New Roman"/>
-          <w:sz w:val="24"/>
-          <w:szCs w:val="24"/>
-          <w:lang w:val="ru-RU"/>
-        </w:rPr>
-        <w:t xml:space="preserve"> причины аварий и несчастных случаев со смертельным исходом в 2023 году на объектах нефтегазодобывающей промышленности:</w:t>
+      <w:r>
+        <w:rPr>
+          <w:rFonts w:cs="Times New Roman"/>
+          <w:sz w:val="24"/>
+          <w:szCs w:val="24"/>
+          <w:lang w:val="ru-RU"/>
+        </w:rPr>
+        <w:t>Обобщенные причины аварий и несчастных случаев со смертельным исходом в 2023 году на объектах нефтегазодобывающей промышленности:</w:t>
       </w:r>
     </w:p>
     <w:p>
@@ -11685,27 +10170,7 @@
           <w:szCs w:val="24"/>
           <w:lang w:val="ru-RU"/>
         </w:rPr>
-        <w:t xml:space="preserve">- отсутствие актов </w:t>
-      </w:r>
-      <w:proofErr w:type="spellStart"/>
-      <w:r>
-        <w:rPr>
-          <w:rFonts w:cs="Times New Roman"/>
-          <w:sz w:val="24"/>
-          <w:szCs w:val="24"/>
-          <w:lang w:val="ru-RU"/>
-        </w:rPr>
-        <w:t>приемки</w:t>
-      </w:r>
-      <w:proofErr w:type="spellEnd"/>
-      <w:r>
-        <w:rPr>
-          <w:rFonts w:cs="Times New Roman"/>
-          <w:sz w:val="24"/>
-          <w:szCs w:val="24"/>
-          <w:lang w:val="ru-RU"/>
-        </w:rPr>
-        <w:t xml:space="preserve"> участков буровых работ и буровых установок в эксплуатацию;</w:t>
+        <w:t>- отсутствие актов приемки участков буровых работ и буровых установок в эксплуатацию;</w:t>
       </w:r>
     </w:p>
     <w:p>
@@ -11793,27 +10258,7 @@
           <w:szCs w:val="24"/>
           <w:lang w:val="ru-RU"/>
         </w:rPr>
-        <w:t xml:space="preserve">- отсутствие </w:t>
-      </w:r>
-      <w:proofErr w:type="spellStart"/>
-      <w:r>
-        <w:rPr>
-          <w:rFonts w:cs="Times New Roman"/>
-          <w:sz w:val="24"/>
-          <w:szCs w:val="24"/>
-          <w:lang w:val="ru-RU"/>
-        </w:rPr>
-        <w:t>учета</w:t>
-      </w:r>
-      <w:proofErr w:type="spellEnd"/>
-      <w:r>
-        <w:rPr>
-          <w:rFonts w:cs="Times New Roman"/>
-          <w:sz w:val="24"/>
-          <w:szCs w:val="24"/>
-          <w:lang w:val="ru-RU"/>
-        </w:rPr>
-        <w:t xml:space="preserve"> инцидентов, несвоевременная передача оперативных сообщений об авариях; </w:t>
+        <w:t xml:space="preserve">- отсутствие учета инцидентов, несвоевременная передача оперативных сообщений об авариях; </w:t>
       </w:r>
     </w:p>
     <w:p>
@@ -11835,27 +10280,7 @@
           <w:szCs w:val="24"/>
           <w:lang w:val="ru-RU"/>
         </w:rPr>
-        <w:t xml:space="preserve">- разработка технологических регламентов опасных производственных объектов без </w:t>
-      </w:r>
-      <w:proofErr w:type="spellStart"/>
-      <w:r>
-        <w:rPr>
-          <w:rFonts w:cs="Times New Roman"/>
-          <w:sz w:val="24"/>
-          <w:szCs w:val="24"/>
-          <w:lang w:val="ru-RU"/>
-        </w:rPr>
-        <w:t>учета</w:t>
-      </w:r>
-      <w:proofErr w:type="spellEnd"/>
-      <w:r>
-        <w:rPr>
-          <w:rFonts w:cs="Times New Roman"/>
-          <w:sz w:val="24"/>
-          <w:szCs w:val="24"/>
-          <w:lang w:val="ru-RU"/>
-        </w:rPr>
-        <w:t xml:space="preserve"> проектной документации, а также перечня параметров, определяющих опасность процессов и подлежащих дистанционному контролю;</w:t>
+        <w:t>- разработка технологических регламентов опасных производственных объектов без учета проектной документации, а также перечня параметров, определяющих опасность процессов и подлежащих дистанционному контролю;</w:t>
       </w:r>
     </w:p>
     <w:p>
@@ -12611,47 +11036,7 @@
           <w:szCs w:val="24"/>
           <w:lang w:val="ru-RU"/>
         </w:rPr>
-        <w:t xml:space="preserve">- Внешние воздействия техногенного и природного характера, а </w:t>
-      </w:r>
-      <w:proofErr w:type="gramStart"/>
-      <w:r>
-        <w:rPr>
-          <w:color w:val="00B0F0"/>
-          <w:sz w:val="24"/>
-          <w:szCs w:val="24"/>
-          <w:lang w:val="ru-RU"/>
-        </w:rPr>
-        <w:t>так же</w:t>
-      </w:r>
-      <w:proofErr w:type="gramEnd"/>
-      <w:r>
-        <w:rPr>
-          <w:color w:val="00B0F0"/>
-          <w:sz w:val="24"/>
-          <w:szCs w:val="24"/>
-          <w:lang w:val="ru-RU"/>
-        </w:rPr>
-        <w:t xml:space="preserve"> </w:t>
-      </w:r>
-      <w:proofErr w:type="spellStart"/>
-      <w:r>
-        <w:rPr>
-          <w:color w:val="00B0F0"/>
-          <w:sz w:val="24"/>
-          <w:szCs w:val="24"/>
-          <w:lang w:val="ru-RU"/>
-        </w:rPr>
-        <w:t>терракты</w:t>
-      </w:r>
-      <w:proofErr w:type="spellEnd"/>
-      <w:r>
-        <w:rPr>
-          <w:color w:val="00B0F0"/>
-          <w:sz w:val="24"/>
-          <w:szCs w:val="24"/>
-          <w:lang w:val="ru-RU"/>
-        </w:rPr>
-        <w:t>.</w:t>
+        <w:t>- Внешние воздействия техногенного и природного характера, а так же терракты.</w:t>
       </w:r>
     </w:p>
     <w:p>
@@ -12716,9 +11101,8 @@
           <w:szCs w:val="24"/>
           <w:lang w:val="ru-RU"/>
         </w:rPr>
-        <w:t xml:space="preserve">- и </w:t>
-      </w:r>
-      <w:proofErr w:type="gramStart"/>
+        <w:t>- и газо-</w:t>
+      </w:r>
       <w:r>
         <w:rPr>
           <w:color w:val="00B0F0"/>
@@ -12726,26 +11110,7 @@
           <w:szCs w:val="24"/>
           <w:lang w:val="ru-RU"/>
         </w:rPr>
-        <w:t>газо-</w:t>
-      </w:r>
-      <w:r>
-        <w:rPr>
-          <w:color w:val="00B0F0"/>
-          <w:sz w:val="24"/>
-          <w:szCs w:val="24"/>
-          <w:lang w:val="ru-RU"/>
-        </w:rPr>
-        <w:t>динамические</w:t>
-      </w:r>
-      <w:proofErr w:type="gramEnd"/>
-      <w:r>
-        <w:rPr>
-          <w:color w:val="00B0F0"/>
-          <w:sz w:val="24"/>
-          <w:szCs w:val="24"/>
-          <w:lang w:val="ru-RU"/>
-        </w:rPr>
-        <w:t>.</w:t>
+        <w:t>динамические.</w:t>
       </w:r>
     </w:p>
     <w:p>
@@ -12767,27 +11132,7 @@
           <w:szCs w:val="24"/>
           <w:lang w:val="ru-RU"/>
         </w:rPr>
-        <w:t xml:space="preserve">К массообменным процессам на декларируемом объекте относятся процессы отделения жидкости от газа. Данные процессы протекают в сепараторах и </w:t>
-      </w:r>
-      <w:proofErr w:type="spellStart"/>
-      <w:r>
-        <w:rPr>
-          <w:color w:val="00B0F0"/>
-          <w:sz w:val="24"/>
-          <w:szCs w:val="24"/>
-          <w:lang w:val="ru-RU"/>
-        </w:rPr>
-        <w:t>емкостном</w:t>
-      </w:r>
-      <w:proofErr w:type="spellEnd"/>
-      <w:r>
-        <w:rPr>
-          <w:color w:val="00B0F0"/>
-          <w:sz w:val="24"/>
-          <w:szCs w:val="24"/>
-          <w:lang w:val="ru-RU"/>
-        </w:rPr>
-        <w:t xml:space="preserve"> оборудовании при давлении. </w:t>
+        <w:t xml:space="preserve">К массообменным процессам на декларируемом объекте относятся процессы отделения жидкости от газа. Данные процессы протекают в сепараторах и емкостном оборудовании при давлении. </w:t>
       </w:r>
     </w:p>
     <w:p>
@@ -12825,7 +11170,6 @@
           <w:lang w:val="ru-RU"/>
         </w:rPr>
       </w:pPr>
-      <w:proofErr w:type="spellStart"/>
       <w:r>
         <w:rPr>
           <w:color w:val="00B0F0"/>
@@ -12833,37 +11177,7 @@
           <w:szCs w:val="24"/>
           <w:lang w:val="ru-RU"/>
         </w:rPr>
-        <w:t>Емкостное</w:t>
-      </w:r>
-      <w:proofErr w:type="spellEnd"/>
-      <w:r>
-        <w:rPr>
-          <w:color w:val="00B0F0"/>
-          <w:sz w:val="24"/>
-          <w:szCs w:val="24"/>
-          <w:lang w:val="ru-RU"/>
-        </w:rPr>
-        <w:t xml:space="preserve"> оборудование является источником повышенной опасности из-за значительных </w:t>
-      </w:r>
-      <w:proofErr w:type="spellStart"/>
-      <w:r>
-        <w:rPr>
-          <w:color w:val="00B0F0"/>
-          <w:sz w:val="24"/>
-          <w:szCs w:val="24"/>
-          <w:lang w:val="ru-RU"/>
-        </w:rPr>
-        <w:t>объемов</w:t>
-      </w:r>
-      <w:proofErr w:type="spellEnd"/>
-      <w:r>
-        <w:rPr>
-          <w:color w:val="00B0F0"/>
-          <w:sz w:val="24"/>
-          <w:szCs w:val="24"/>
-          <w:lang w:val="ru-RU"/>
-        </w:rPr>
-        <w:t xml:space="preserve"> потенциально опасных веществ, находящихся в них.</w:t>
+        <w:t>Емкостное оборудование является источником повышенной опасности из-за значительных объемов потенциально опасных веществ, находящихся в них.</w:t>
       </w:r>
     </w:p>
     <w:p>
@@ -12885,67 +11199,7 @@
           <w:szCs w:val="24"/>
           <w:lang w:val="ru-RU"/>
         </w:rPr>
-        <w:t xml:space="preserve">Под влиянием различных факторов, способных привести к нарушению герметичности (разгерметизации) </w:t>
-      </w:r>
-      <w:proofErr w:type="spellStart"/>
-      <w:r>
-        <w:rPr>
-          <w:color w:val="00B0F0"/>
-          <w:sz w:val="24"/>
-          <w:szCs w:val="24"/>
-          <w:lang w:val="ru-RU"/>
-        </w:rPr>
-        <w:t>емкостного</w:t>
-      </w:r>
-      <w:proofErr w:type="spellEnd"/>
-      <w:r>
-        <w:rPr>
-          <w:color w:val="00B0F0"/>
-          <w:sz w:val="24"/>
-          <w:szCs w:val="24"/>
-          <w:lang w:val="ru-RU"/>
-        </w:rPr>
-        <w:t xml:space="preserve"> оборудования (с учётом того, что технологическое оборудование расположено на наружной установке), может произойти утечка (выброс) опасных веществ с образованием пролива и </w:t>
-      </w:r>
-      <w:proofErr w:type="spellStart"/>
-      <w:r>
-        <w:rPr>
-          <w:color w:val="00B0F0"/>
-          <w:sz w:val="24"/>
-          <w:szCs w:val="24"/>
-          <w:lang w:val="ru-RU"/>
-        </w:rPr>
-        <w:t>газопаровоздушной</w:t>
-      </w:r>
-      <w:proofErr w:type="spellEnd"/>
-      <w:r>
-        <w:rPr>
-          <w:color w:val="00B0F0"/>
-          <w:sz w:val="24"/>
-          <w:szCs w:val="24"/>
-          <w:lang w:val="ru-RU"/>
-        </w:rPr>
-        <w:t xml:space="preserve"> смеси на открытой площадке. При этом наличие источника зажигания может повлечь возникновение пожара пролива, факельного горения струи или воспламенения образовавшейся </w:t>
-      </w:r>
-      <w:proofErr w:type="spellStart"/>
-      <w:r>
-        <w:rPr>
-          <w:color w:val="00B0F0"/>
-          <w:sz w:val="24"/>
-          <w:szCs w:val="24"/>
-          <w:lang w:val="ru-RU"/>
-        </w:rPr>
-        <w:t>газопаровоздушной</w:t>
-      </w:r>
-      <w:proofErr w:type="spellEnd"/>
-      <w:r>
-        <w:rPr>
-          <w:color w:val="00B0F0"/>
-          <w:sz w:val="24"/>
-          <w:szCs w:val="24"/>
-          <w:lang w:val="ru-RU"/>
-        </w:rPr>
-        <w:t xml:space="preserve"> смеси. </w:t>
+        <w:t xml:space="preserve">Под влиянием различных факторов, способных привести к нарушению герметичности (разгерметизации) емкостного оборудования (с учётом того, что технологическое оборудование расположено на наружной установке), может произойти утечка (выброс) опасных веществ с образованием пролива и газопаровоздушной смеси на открытой площадке. При этом наличие источника зажигания может повлечь возникновение пожара пролива, факельного горения струи или воспламенения образовавшейся газопаровоздушной смеси. </w:t>
       </w:r>
     </w:p>
     <w:p>
@@ -13025,47 +11279,7 @@
           <w:szCs w:val="24"/>
           <w:lang w:val="ru-RU"/>
         </w:rPr>
-        <w:t xml:space="preserve">Трубопроводные системы являются источником повышенной опасности из-за большого количества сварных и фланцевых соединений, запорной и регулирующей арматуры, </w:t>
-      </w:r>
-      <w:proofErr w:type="spellStart"/>
-      <w:r>
-        <w:rPr>
-          <w:color w:val="00B0F0"/>
-          <w:sz w:val="24"/>
-          <w:szCs w:val="24"/>
-          <w:lang w:val="ru-RU"/>
-        </w:rPr>
-        <w:t>жестких</w:t>
-      </w:r>
-      <w:proofErr w:type="spellEnd"/>
-      <w:r>
-        <w:rPr>
-          <w:color w:val="00B0F0"/>
-          <w:sz w:val="24"/>
-          <w:szCs w:val="24"/>
-          <w:lang w:val="ru-RU"/>
-        </w:rPr>
-        <w:t xml:space="preserve"> условий работы и значительных </w:t>
-      </w:r>
-      <w:proofErr w:type="spellStart"/>
-      <w:r>
-        <w:rPr>
-          <w:color w:val="00B0F0"/>
-          <w:sz w:val="24"/>
-          <w:szCs w:val="24"/>
-          <w:lang w:val="ru-RU"/>
-        </w:rPr>
-        <w:t>объемов</w:t>
-      </w:r>
-      <w:proofErr w:type="spellEnd"/>
-      <w:r>
-        <w:rPr>
-          <w:color w:val="00B0F0"/>
-          <w:sz w:val="24"/>
-          <w:szCs w:val="24"/>
-          <w:lang w:val="ru-RU"/>
-        </w:rPr>
-        <w:t xml:space="preserve"> веществ, перемещаемых по ним. Причинами разгерметизации могут быть: остаточные напряжения в материале трубопроводов в сочетании с напряжениями, возникающими при монтаже и ремонте, которые могут вызвать поломку элементов запорных устройств, образование трещин, разрывы трубопроводов; разрушения под воздействием температурных деформаций; гидравлические удары; вибрацию; превышение давления и т.п.</w:t>
+        <w:t>Трубопроводные системы являются источником повышенной опасности из-за большого количества сварных и фланцевых соединений, запорной и регулирующей арматуры, жестких условий работы и значительных объемов веществ, перемещаемых по ним. Причинами разгерметизации могут быть: остаточные напряжения в материале трубопроводов в сочетании с напряжениями, возникающими при монтаже и ремонте, которые могут вызвать поломку элементов запорных устройств, образование трещин, разрывы трубопроводов; разрушения под воздействием температурных деформаций; гидравлические удары; вибрацию; превышение давления и т.п.</w:t>
       </w:r>
     </w:p>
     <w:p>
@@ -13158,27 +11372,7 @@
           <w:szCs w:val="24"/>
           <w:lang w:val="ru-RU"/>
         </w:rPr>
-        <w:t xml:space="preserve">Наиболее опасными дефектами сварных швов являются подрезы, прожоги, трещины и </w:t>
-      </w:r>
-      <w:proofErr w:type="spellStart"/>
-      <w:r>
-        <w:rPr>
-          <w:color w:val="00B0F0"/>
-          <w:sz w:val="24"/>
-          <w:szCs w:val="24"/>
-          <w:lang w:val="ru-RU"/>
-        </w:rPr>
-        <w:t>непровары</w:t>
-      </w:r>
-      <w:proofErr w:type="spellEnd"/>
-      <w:r>
-        <w:rPr>
-          <w:color w:val="00B0F0"/>
-          <w:sz w:val="24"/>
-          <w:szCs w:val="24"/>
-          <w:lang w:val="ru-RU"/>
-        </w:rPr>
-        <w:t>, которые могут явиться причиной разрушения сварного соединения.</w:t>
+        <w:t>Наиболее опасными дефектами сварных швов являются подрезы, прожоги, трещины и непровары, которые могут явиться причиной разрушения сварного соединения.</w:t>
       </w:r>
     </w:p>
     <w:p>
@@ -13226,27 +11420,7 @@
           <w:szCs w:val="24"/>
           <w:lang w:val="ru-RU"/>
         </w:rPr>
-        <w:t xml:space="preserve">Опасности, связанные с коррозией весьма актуальны, так как обращаемые в процессах опасные </w:t>
-      </w:r>
-      <w:proofErr w:type="gramStart"/>
-      <w:r>
-        <w:rPr>
-          <w:color w:val="00B0F0"/>
-          <w:sz w:val="24"/>
-          <w:szCs w:val="24"/>
-          <w:lang w:val="ru-RU"/>
-        </w:rPr>
-        <w:t>вещества  обладают</w:t>
-      </w:r>
-      <w:proofErr w:type="gramEnd"/>
-      <w:r>
-        <w:rPr>
-          <w:color w:val="00B0F0"/>
-          <w:sz w:val="24"/>
-          <w:szCs w:val="24"/>
-          <w:lang w:val="ru-RU"/>
-        </w:rPr>
-        <w:t xml:space="preserve"> повышенными коррозионными свойствами (особенно при повышенном содержании влаги и в условиях повышенных температур). В данных условиях обращаемые вещества способны взаимодействовать со стенками аппаратов и трубопроводов, что снижает срок службы оборудования, может привести к аварийной разгерметизации и выбросу опасных веществ в окружающую среду, взрывам и пожарам. </w:t>
+        <w:t xml:space="preserve">Опасности, связанные с коррозией весьма актуальны, так как обращаемые в процессах опасные вещества  обладают повышенными коррозионными свойствами (особенно при повышенном содержании влаги и в условиях повышенных температур). В данных условиях обращаемые вещества способны взаимодействовать со стенками аппаратов и трубопроводов, что снижает срок службы оборудования, может привести к аварийной разгерметизации и выбросу опасных веществ в окружающую среду, взрывам и пожарам. </w:t>
       </w:r>
     </w:p>
     <w:p>
@@ -13552,27 +11726,7 @@
           <w:szCs w:val="24"/>
           <w:lang w:val="ru-RU"/>
         </w:rPr>
-        <w:t xml:space="preserve">- - Метель со снежными заносами, </w:t>
-      </w:r>
-      <w:proofErr w:type="spellStart"/>
-      <w:r>
-        <w:rPr>
-          <w:color w:val="00B0F0"/>
-          <w:sz w:val="24"/>
-          <w:szCs w:val="24"/>
-          <w:lang w:val="ru-RU"/>
-        </w:rPr>
-        <w:t>гололед</w:t>
-      </w:r>
-      <w:proofErr w:type="spellEnd"/>
-      <w:r>
-        <w:rPr>
-          <w:color w:val="00B0F0"/>
-          <w:sz w:val="24"/>
-          <w:szCs w:val="24"/>
-          <w:lang w:val="ru-RU"/>
-        </w:rPr>
-        <w:t xml:space="preserve"> на территории и подъездных путях;</w:t>
+        <w:t>- - Метель со снежными заносами, гололед на территории и подъездных путях;</w:t>
       </w:r>
     </w:p>
     <w:p>
@@ -13667,25 +11821,7 @@
           <w:sz w:val="24"/>
           <w:szCs w:val="24"/>
         </w:rPr>
-        <w:t>«</w:t>
-      </w:r>
-      <w:proofErr w:type="spellStart"/>
-      <w:r>
-        <w:rPr>
-          <w:color w:val="00B0F0"/>
-          <w:sz w:val="24"/>
-          <w:szCs w:val="24"/>
-        </w:rPr>
-        <w:t>каскадной</w:t>
-      </w:r>
-      <w:proofErr w:type="spellEnd"/>
-      <w:r>
-        <w:rPr>
-          <w:color w:val="00B0F0"/>
-          <w:sz w:val="24"/>
-          <w:szCs w:val="24"/>
-        </w:rPr>
-        <w:t>» аварии.</w:t>
+        <w:t>«каскадной» аварии.</w:t>
       </w:r>
     </w:p>
     <w:p>
@@ -13906,25 +12042,14 @@
         </w:rPr>
         <w:t>C</w:t>
       </w:r>
-      <w:proofErr w:type="spellStart"/>
-      <w:r>
-        <w:rPr>
-          <w:rFonts w:cs="Times New Roman"/>
-          <w:sz w:val="24"/>
-          <w:szCs w:val="24"/>
-          <w:lang w:val="ru-RU" w:eastAsia="ru-RU"/>
-        </w:rPr>
-        <w:t>ледует</w:t>
-      </w:r>
-      <w:proofErr w:type="spellEnd"/>
-      <w:r>
-        <w:rPr>
-          <w:rFonts w:cs="Times New Roman"/>
-          <w:sz w:val="24"/>
-          <w:szCs w:val="24"/>
-          <w:lang w:val="ru-RU" w:eastAsia="ru-RU"/>
-        </w:rPr>
-        <w:t xml:space="preserve"> также добавить факторы, рекомендуемые к рассмотрению Руководством по безопасности "Методика моделирования распространения аварийных выбросов опасных веществ" такие как:</w:t>
+      <w:r>
+        <w:rPr>
+          <w:rFonts w:cs="Times New Roman"/>
+          <w:sz w:val="24"/>
+          <w:szCs w:val="24"/>
+          <w:lang w:val="ru-RU" w:eastAsia="ru-RU"/>
+        </w:rPr>
+        <w:t>ледует также добавить факторы, рекомендуемые к рассмотрению Руководством по безопасности "Методика моделирования распространения аварийных выбросов опасных веществ" такие как:</w:t>
       </w:r>
     </w:p>
     <w:p>
@@ -15058,21 +13183,7 @@
         <w:rPr>
           <w:lang w:val="ru-RU"/>
         </w:rPr>
-        <w:t xml:space="preserve">на </w:t>
-      </w:r>
-      <w:proofErr w:type="spellStart"/>
-      <w:r>
-        <w:rPr>
-          <w:lang w:val="ru-RU"/>
-        </w:rPr>
-        <w:t>емкостном</w:t>
-      </w:r>
-      <w:proofErr w:type="spellEnd"/>
-      <w:r>
-        <w:rPr>
-          <w:lang w:val="ru-RU"/>
-        </w:rPr>
-        <w:t xml:space="preserve"> оборудовании с ЛВЖ вследствие внешнего воздействия очага принята равной </w:t>
+        <w:t xml:space="preserve">на емкостном оборудовании с ЛВЖ вследствие внешнего воздействия очага принята равной </w:t>
       </w:r>
       <w:r>
         <w:rPr>
@@ -15287,29 +13398,8 @@
         </w:rPr>
         <w:t xml:space="preserve"> Приложения №4 к Руководству безопасности «Методические основы анализа опасностей и оценки риска аварий на опасных производственных объектах» (утв. </w:t>
       </w:r>
-      <w:proofErr w:type="spellStart"/>
-      <w:r>
-        <w:t>Приказом</w:t>
-      </w:r>
-      <w:proofErr w:type="spellEnd"/>
-      <w:r>
-        <w:t xml:space="preserve"> </w:t>
-      </w:r>
-      <w:proofErr w:type="spellStart"/>
-      <w:r>
-        <w:t>Ростехнадзора</w:t>
-      </w:r>
-      <w:proofErr w:type="spellEnd"/>
-      <w:r>
-        <w:t xml:space="preserve"> </w:t>
-      </w:r>
-      <w:proofErr w:type="spellStart"/>
-      <w:r>
-        <w:t>от</w:t>
-      </w:r>
-      <w:proofErr w:type="spellEnd"/>
-      <w:r>
-        <w:t xml:space="preserve"> 3.11.22 №387).</w:t>
+      <w:r>
+        <w:t>Приказом Ростехнадзора от 3.11.22 №387).</w:t>
       </w:r>
     </w:p>
     <w:p>
@@ -15718,23 +13808,7 @@
           <w:snapToGrid w:val="0"/>
           <w:lang w:val="ru-RU"/>
         </w:rPr>
-        <w:t xml:space="preserve">, </w:t>
-      </w:r>
-      <w:proofErr w:type="spellStart"/>
-      <w:r>
-        <w:rPr>
-          <w:snapToGrid w:val="0"/>
-          <w:lang w:val="ru-RU"/>
-        </w:rPr>
-        <w:t>утвержденному</w:t>
-      </w:r>
-      <w:proofErr w:type="spellEnd"/>
-      <w:r>
-        <w:rPr>
-          <w:snapToGrid w:val="0"/>
-          <w:lang w:val="ru-RU"/>
-        </w:rPr>
-        <w:t xml:space="preserve"> </w:t>
+        <w:t xml:space="preserve">, утвержденному </w:t>
       </w:r>
       <w:r>
         <w:rPr>
@@ -16157,29 +14231,8 @@
         </w:rPr>
         <w:t xml:space="preserve"> Приложения №4 к Руководству безопасности «Методические основы анализа опасностей и оценки риска аварий на опасных производственных объектах» (утв. </w:t>
       </w:r>
-      <w:proofErr w:type="spellStart"/>
-      <w:r>
-        <w:t>Приказом</w:t>
-      </w:r>
-      <w:proofErr w:type="spellEnd"/>
-      <w:r>
-        <w:t xml:space="preserve"> </w:t>
-      </w:r>
-      <w:proofErr w:type="spellStart"/>
-      <w:r>
-        <w:t>Ростехнадзора</w:t>
-      </w:r>
-      <w:proofErr w:type="spellEnd"/>
-      <w:r>
-        <w:t xml:space="preserve"> </w:t>
-      </w:r>
-      <w:proofErr w:type="spellStart"/>
-      <w:r>
-        <w:t>от</w:t>
-      </w:r>
-      <w:proofErr w:type="spellEnd"/>
-      <w:r>
-        <w:t xml:space="preserve"> 3.11.22 №387).</w:t>
+      <w:r>
+        <w:t>Приказом Ростехнадзора от 3.11.22 №387).</w:t>
       </w:r>
     </w:p>
     <w:p>
@@ -16330,19 +14383,11 @@
         </w:rPr>
         <w:t xml:space="preserve"> - «Дерево событий» для </w:t>
       </w:r>
-      <w:proofErr w:type="spellStart"/>
-      <w:r>
-        <w:rPr>
-          <w:lang w:val="ru-RU"/>
-        </w:rPr>
-        <w:t>емкостного</w:t>
-      </w:r>
-      <w:proofErr w:type="spellEnd"/>
-      <w:r>
-        <w:rPr>
-          <w:lang w:val="ru-RU"/>
-        </w:rPr>
-        <w:t xml:space="preserve"> оборудования с ГЖ</w:t>
+      <w:r>
+        <w:rPr>
+          <w:lang w:val="ru-RU"/>
+        </w:rPr>
+        <w:t>емкостного оборудования с ГЖ</w:t>
       </w:r>
     </w:p>
     <w:p>
@@ -16381,29 +14426,8 @@
         </w:rPr>
         <w:t xml:space="preserve"> Приложения №4 к Руководству безопасности «Методические основы анализа опасностей и оценки риска аварий на опасных производственных объектах» (утв. </w:t>
       </w:r>
-      <w:proofErr w:type="spellStart"/>
-      <w:r>
-        <w:t>Приказом</w:t>
-      </w:r>
-      <w:proofErr w:type="spellEnd"/>
-      <w:r>
-        <w:t xml:space="preserve"> </w:t>
-      </w:r>
-      <w:proofErr w:type="spellStart"/>
-      <w:r>
-        <w:t>Ростехнадзора</w:t>
-      </w:r>
-      <w:proofErr w:type="spellEnd"/>
-      <w:r>
-        <w:t xml:space="preserve"> </w:t>
-      </w:r>
-      <w:proofErr w:type="spellStart"/>
-      <w:r>
-        <w:t>от</w:t>
-      </w:r>
-      <w:proofErr w:type="spellEnd"/>
-      <w:r>
-        <w:t xml:space="preserve"> 3.11.22 №387).</w:t>
+      <w:r>
+        <w:t>Приказом Ростехнадзора от 3.11.22 №387).</w:t>
       </w:r>
     </w:p>
     <w:p>
@@ -16833,23 +14857,7 @@
           <w:snapToGrid w:val="0"/>
           <w:lang w:val="ru-RU"/>
         </w:rPr>
-        <w:t xml:space="preserve">, </w:t>
-      </w:r>
-      <w:proofErr w:type="spellStart"/>
-      <w:r>
-        <w:rPr>
-          <w:snapToGrid w:val="0"/>
-          <w:lang w:val="ru-RU"/>
-        </w:rPr>
-        <w:t>утвержденному</w:t>
-      </w:r>
-      <w:proofErr w:type="spellEnd"/>
-      <w:r>
-        <w:rPr>
-          <w:snapToGrid w:val="0"/>
-          <w:lang w:val="ru-RU"/>
-        </w:rPr>
-        <w:t xml:space="preserve"> </w:t>
+        <w:t xml:space="preserve">, утвержденному </w:t>
       </w:r>
       <w:r>
         <w:rPr>
@@ -17137,29 +15145,7 @@
           <w:lang w:val="ru-RU" w:eastAsia="ru-RU"/>
         </w:rPr>
         <w:lastRenderedPageBreak/>
-        <w:t xml:space="preserve">Обоснование применяемых физико-математических моделей и методов </w:t>
-      </w:r>
-      <w:proofErr w:type="spellStart"/>
-      <w:r>
-        <w:rPr>
-          <w:rFonts w:ascii="Times New Roman" w:hAnsi="Times New Roman" w:cs="Times New Roman"/>
-          <w:color w:val="auto"/>
-          <w:sz w:val="24"/>
-          <w:szCs w:val="24"/>
-          <w:lang w:val="ru-RU" w:eastAsia="ru-RU"/>
-        </w:rPr>
-        <w:t>расчета</w:t>
-      </w:r>
-      <w:proofErr w:type="spellEnd"/>
-      <w:r>
-        <w:rPr>
-          <w:rFonts w:ascii="Times New Roman" w:hAnsi="Times New Roman" w:cs="Times New Roman"/>
-          <w:color w:val="auto"/>
-          <w:sz w:val="24"/>
-          <w:szCs w:val="24"/>
-          <w:lang w:val="ru-RU" w:eastAsia="ru-RU"/>
-        </w:rPr>
-        <w:t xml:space="preserve"> с оценкой влияния исходных данных на результаты анализа риска аварии</w:t>
+        <w:t>Обоснование применяемых физико-математических моделей и методов расчета с оценкой влияния исходных данных на результаты анализа риска аварии</w:t>
       </w:r>
       <w:bookmarkEnd w:id="41"/>
     </w:p>
@@ -17240,27 +15226,7 @@
           <w:szCs w:val="24"/>
           <w:lang w:val="ru-RU" w:eastAsia="ru-RU"/>
         </w:rPr>
-        <w:t xml:space="preserve">Методика определения </w:t>
-      </w:r>
-      <w:proofErr w:type="spellStart"/>
-      <w:r>
-        <w:rPr>
-          <w:rFonts w:cs="Times New Roman"/>
-          <w:sz w:val="24"/>
-          <w:szCs w:val="24"/>
-          <w:lang w:val="ru-RU" w:eastAsia="ru-RU"/>
-        </w:rPr>
-        <w:t>расчетных</w:t>
-      </w:r>
-      <w:proofErr w:type="spellEnd"/>
-      <w:r>
-        <w:rPr>
-          <w:rFonts w:cs="Times New Roman"/>
-          <w:sz w:val="24"/>
-          <w:szCs w:val="24"/>
-          <w:lang w:val="ru-RU" w:eastAsia="ru-RU"/>
-        </w:rPr>
-        <w:t xml:space="preserve"> величин пожарного риска на производственных объектах. Утверждена приказом МЧС РФ от 26.06.2024 № 533, зарегистрировано в Минюсте от 17.08.2009 г. № 14541 (Приложение 3. Раздел VI)</w:t>
+        <w:t>Методика определения расчетных величин пожарного риска на производственных объектах. Утверждена приказом МЧС РФ от 26.06.2024 № 533, зарегистрировано в Минюсте от 17.08.2009 г. № 14541 (Приложение 3. Раздел VI)</w:t>
       </w:r>
     </w:p>
     <w:p>
@@ -17423,27 +15389,7 @@
           <w:szCs w:val="24"/>
           <w:lang w:val="ru-RU" w:eastAsia="ru-RU"/>
         </w:rPr>
-        <w:t xml:space="preserve">Методика определения </w:t>
-      </w:r>
-      <w:proofErr w:type="spellStart"/>
-      <w:r>
-        <w:rPr>
-          <w:rFonts w:cs="Times New Roman"/>
-          <w:sz w:val="24"/>
-          <w:szCs w:val="24"/>
-          <w:lang w:val="ru-RU" w:eastAsia="ru-RU"/>
-        </w:rPr>
-        <w:t>расчетных</w:t>
-      </w:r>
-      <w:proofErr w:type="spellEnd"/>
-      <w:r>
-        <w:rPr>
-          <w:rFonts w:cs="Times New Roman"/>
-          <w:sz w:val="24"/>
-          <w:szCs w:val="24"/>
-          <w:lang w:val="ru-RU" w:eastAsia="ru-RU"/>
-        </w:rPr>
-        <w:t xml:space="preserve"> величин пожарного риска на производственных объектах. Утверждена приказом МЧС РФ от 26.06.2024 № 533, зарегистрировано в Минюсте от 17.08.2009 г. № 14541 (Приложение 4)</w:t>
+        <w:t>Методика определения расчетных величин пожарного риска на производственных объектах. Утверждена приказом МЧС РФ от 26.06.2024 № 533, зарегистрировано в Минюсте от 17.08.2009 г. № 14541 (Приложение 4)</w:t>
       </w:r>
     </w:p>
     <w:p>
@@ -17643,27 +15589,7 @@
           <w:szCs w:val="24"/>
           <w:lang w:val="ru-RU"/>
         </w:rPr>
-        <w:t xml:space="preserve">Методика определения </w:t>
-      </w:r>
-      <w:proofErr w:type="spellStart"/>
-      <w:r>
-        <w:rPr>
-          <w:color w:val="00B050"/>
-          <w:sz w:val="24"/>
-          <w:szCs w:val="24"/>
-          <w:lang w:val="ru-RU"/>
-        </w:rPr>
-        <w:t>расчетных</w:t>
-      </w:r>
-      <w:proofErr w:type="spellEnd"/>
-      <w:r>
-        <w:rPr>
-          <w:color w:val="00B050"/>
-          <w:sz w:val="24"/>
-          <w:szCs w:val="24"/>
-          <w:lang w:val="ru-RU"/>
-        </w:rPr>
-        <w:t xml:space="preserve"> величин пожарного риска на производственных объектах. Утверждена приказом МЧС РФ от 26 июня 2024 г. № 533 (Приложение 3. Раздел </w:t>
+        <w:t xml:space="preserve">Методика определения расчетных величин пожарного риска на производственных объектах. Утверждена приказом МЧС РФ от 26 июня 2024 г. № 533 (Приложение 3. Раздел </w:t>
       </w:r>
       <w:r>
         <w:rPr>
@@ -17740,27 +15666,7 @@
           <w:szCs w:val="24"/>
           <w:lang w:val="ru-RU" w:eastAsia="ru-RU"/>
         </w:rPr>
-        <w:t xml:space="preserve">При </w:t>
-      </w:r>
-      <w:proofErr w:type="spellStart"/>
-      <w:r>
-        <w:rPr>
-          <w:rFonts w:cs="Times New Roman"/>
-          <w:sz w:val="24"/>
-          <w:szCs w:val="24"/>
-          <w:lang w:val="ru-RU" w:eastAsia="ru-RU"/>
-        </w:rPr>
-        <w:t>расчетах</w:t>
-      </w:r>
-      <w:proofErr w:type="spellEnd"/>
-      <w:r>
-        <w:rPr>
-          <w:rFonts w:cs="Times New Roman"/>
-          <w:sz w:val="24"/>
-          <w:szCs w:val="24"/>
-          <w:lang w:val="ru-RU" w:eastAsia="ru-RU"/>
-        </w:rPr>
-        <w:t xml:space="preserve"> по указанным выше методикам использовали следующие предположения и допущения:</w:t>
+        <w:t>При расчетах по указанным выше методикам использовали следующие предположения и допущения:</w:t>
       </w:r>
     </w:p>
     <w:p>
@@ -17875,27 +15781,7 @@
           <w:szCs w:val="24"/>
           <w:lang w:val="ru-RU" w:eastAsia="ru-RU"/>
         </w:rPr>
-        <w:t xml:space="preserve">4. Время отключения оборудования принято не более 300 с, время истечения из оборудования равно времени реагирования аварийно-спасательных формирований, но не более 3600 с (время испарения принимается по времени оповещения пожарной части, прибытия и развёртывания пожарного караула. Данное допущение принято согласно п.13 "Методики определения </w:t>
-      </w:r>
-      <w:proofErr w:type="spellStart"/>
-      <w:r>
-        <w:rPr>
-          <w:rFonts w:cs="Times New Roman"/>
-          <w:sz w:val="24"/>
-          <w:szCs w:val="24"/>
-          <w:lang w:val="ru-RU" w:eastAsia="ru-RU"/>
-        </w:rPr>
-        <w:t>расчетных</w:t>
-      </w:r>
-      <w:proofErr w:type="spellEnd"/>
-      <w:r>
-        <w:rPr>
-          <w:rFonts w:cs="Times New Roman"/>
-          <w:sz w:val="24"/>
-          <w:szCs w:val="24"/>
-          <w:lang w:val="ru-RU" w:eastAsia="ru-RU"/>
-        </w:rPr>
-        <w:t xml:space="preserve"> величин пожарного риска на производственных </w:t>
+        <w:t xml:space="preserve">4. Время отключения оборудования принято не более 300 с, время истечения из оборудования равно времени реагирования аварийно-спасательных формирований, но не более 3600 с (время испарения принимается по времени оповещения пожарной части, прибытия и развёртывания пожарного караула. Данное допущение принято согласно п.13 "Методики определения расчетных величин пожарного риска на производственных </w:t>
       </w:r>
       <w:r>
         <w:rPr>
@@ -18090,27 +15976,7 @@
           <w:szCs w:val="24"/>
           <w:lang w:val="ru-RU" w:eastAsia="ru-RU"/>
         </w:rPr>
-        <w:t xml:space="preserve">согласно Методике определения </w:t>
-      </w:r>
-      <w:proofErr w:type="spellStart"/>
-      <w:r>
-        <w:rPr>
-          <w:rFonts w:cs="Times New Roman"/>
-          <w:sz w:val="24"/>
-          <w:szCs w:val="24"/>
-          <w:lang w:val="ru-RU" w:eastAsia="ru-RU"/>
-        </w:rPr>
-        <w:t>расчетных</w:t>
-      </w:r>
-      <w:proofErr w:type="spellEnd"/>
-      <w:r>
-        <w:rPr>
-          <w:rFonts w:cs="Times New Roman"/>
-          <w:sz w:val="24"/>
-          <w:szCs w:val="24"/>
-          <w:lang w:val="ru-RU" w:eastAsia="ru-RU"/>
-        </w:rPr>
-        <w:t xml:space="preserve"> величин пожарного риска на производственных объектах. Утверждена приказом МЧС РФ от 26.06.2024 № 533, зарегистрировано в Минюсте от 17.08.2009 г. № 14541</w:t>
+        <w:t>согласно Методике определения расчетных величин пожарного риска на производственных объектах. Утверждена приказом МЧС РФ от 26.06.2024 № 533, зарегистрировано в Минюсте от 17.08.2009 г. № 14541</w:t>
       </w:r>
       <w:r>
         <w:rPr>
@@ -18141,27 +16007,7 @@
           <w:szCs w:val="24"/>
           <w:lang w:val="ru-RU" w:eastAsia="ru-RU"/>
         </w:rPr>
-        <w:t xml:space="preserve">13. Паровоздушная смесь в не </w:t>
-      </w:r>
-      <w:proofErr w:type="spellStart"/>
-      <w:r>
-        <w:rPr>
-          <w:rFonts w:cs="Times New Roman"/>
-          <w:sz w:val="24"/>
-          <w:szCs w:val="24"/>
-          <w:lang w:val="ru-RU" w:eastAsia="ru-RU"/>
-        </w:rPr>
-        <w:t>загроможденном</w:t>
-      </w:r>
-      <w:proofErr w:type="spellEnd"/>
-      <w:r>
-        <w:rPr>
-          <w:rFonts w:cs="Times New Roman"/>
-          <w:sz w:val="24"/>
-          <w:szCs w:val="24"/>
-          <w:lang w:val="ru-RU" w:eastAsia="ru-RU"/>
-        </w:rPr>
-        <w:t xml:space="preserve"> технологическим оборудованием пространстве и его зажигании относительно слабым источником (искрой) сгорание этой смеси происходит с небольшими видимыми скоростями пламени. В этом случае реализуется пожар-вспышка, при котором зона поражения высокотемпературными продуктами сгорания паровоздушной смеси практически совпадает с максимальным размером облака продуктов сгорания (поражаются в основном объекты, попадающие в это облако) (п.Б.2 ГОСТ Р 12.3.047-2012).</w:t>
+        <w:t>13. Паровоздушная смесь в не загроможденном технологическим оборудованием пространстве и его зажигании относительно слабым источником (искрой) сгорание этой смеси происходит с небольшими видимыми скоростями пламени. В этом случае реализуется пожар-вспышка, при котором зона поражения высокотемпературными продуктами сгорания паровоздушной смеси практически совпадает с максимальным размером облака продуктов сгорания (поражаются в основном объекты, попадающие в это облако) (п.Б.2 ГОСТ Р 12.3.047-2012).</w:t>
       </w:r>
     </w:p>
     <w:p>
@@ -18585,7 +16431,6 @@
         </w:rPr>
       </w:pPr>
       <w:bookmarkStart w:id="48" w:name="_Toc220879543"/>
-      <w:proofErr w:type="spellStart"/>
       <w:r>
         <w:rPr>
           <w:rFonts w:ascii="Times New Roman" w:hAnsi="Times New Roman" w:cs="Times New Roman"/>
@@ -18605,18 +16450,7 @@
           <w:szCs w:val="24"/>
           <w:lang w:val="ru-RU" w:eastAsia="ru-RU"/>
         </w:rPr>
-        <w:t>асчет</w:t>
-      </w:r>
-      <w:proofErr w:type="spellEnd"/>
-      <w:r>
-        <w:rPr>
-          <w:rFonts w:ascii="Times New Roman" w:hAnsi="Times New Roman" w:cs="Times New Roman"/>
-          <w:color w:val="auto"/>
-          <w:sz w:val="24"/>
-          <w:szCs w:val="24"/>
-          <w:lang w:val="ru-RU" w:eastAsia="ru-RU"/>
-        </w:rPr>
-        <w:t xml:space="preserve"> вероятных зон действия поражающих факторов</w:t>
+        <w:t>асчет вероятных зон действия поражающих факторов</w:t>
       </w:r>
       <w:bookmarkEnd w:id="48"/>
     </w:p>
@@ -18645,7 +16479,6 @@
           <w:lang w:val="ru-RU" w:eastAsia="ru-RU"/>
         </w:rPr>
       </w:pPr>
-      <w:proofErr w:type="spellStart"/>
       <w:r>
         <w:rPr>
           <w:rFonts w:cs="Times New Roman"/>
@@ -18673,7 +16506,6 @@
         </w:rPr>
         <w:t>ы</w:t>
       </w:r>
-      <w:proofErr w:type="spellEnd"/>
       <w:r>
         <w:rPr>
           <w:rFonts w:cs="Times New Roman"/>
@@ -18859,7 +16691,6 @@
         </w:rPr>
         <w:t xml:space="preserve"> – </w:t>
       </w:r>
-      <w:proofErr w:type="spellStart"/>
       <w:r>
         <w:rPr>
           <w:rFonts w:cs="Times New Roman"/>
@@ -18876,17 +16707,7 @@
           <w:szCs w:val="24"/>
           <w:lang w:val="ru-RU" w:eastAsia="ru-RU"/>
         </w:rPr>
-        <w:t>асчет</w:t>
-      </w:r>
-      <w:proofErr w:type="spellEnd"/>
-      <w:r>
-        <w:rPr>
-          <w:rFonts w:cs="Times New Roman"/>
-          <w:sz w:val="24"/>
-          <w:szCs w:val="24"/>
-          <w:lang w:val="ru-RU" w:eastAsia="ru-RU"/>
-        </w:rPr>
-        <w:t xml:space="preserve"> вероятных зон действия поражающих факторов</w:t>
+        <w:t>асчет вероятных зон действия поражающих факторов</w:t>
       </w:r>
     </w:p>
     <w:p>
@@ -19000,29 +16821,7 @@
           <w:szCs w:val="24"/>
           <w:lang w:val="ru-RU" w:eastAsia="ru-RU"/>
         </w:rPr>
-        <w:t xml:space="preserve"> и иных физических лиц, которым может быть </w:t>
-      </w:r>
-      <w:proofErr w:type="spellStart"/>
-      <w:r>
-        <w:rPr>
-          <w:rFonts w:ascii="Times New Roman" w:hAnsi="Times New Roman" w:cs="Times New Roman"/>
-          <w:color w:val="auto"/>
-          <w:sz w:val="24"/>
-          <w:szCs w:val="24"/>
-          <w:lang w:val="ru-RU" w:eastAsia="ru-RU"/>
-        </w:rPr>
-        <w:t>причинен</w:t>
-      </w:r>
-      <w:proofErr w:type="spellEnd"/>
-      <w:r>
-        <w:rPr>
-          <w:rFonts w:ascii="Times New Roman" w:hAnsi="Times New Roman" w:cs="Times New Roman"/>
-          <w:color w:val="auto"/>
-          <w:sz w:val="24"/>
-          <w:szCs w:val="24"/>
-          <w:lang w:val="ru-RU" w:eastAsia="ru-RU"/>
-        </w:rPr>
-        <w:t xml:space="preserve"> вред здоровью или жизни в результате аварии на декларируемом объекте</w:t>
+        <w:t xml:space="preserve"> и иных физических лиц, которым может быть причинен вред здоровью или жизни в результате аварии на декларируемом объекте</w:t>
       </w:r>
       <w:bookmarkEnd w:id="51"/>
     </w:p>
@@ -20166,47 +17965,7 @@
           <w:szCs w:val="24"/>
           <w:lang w:val="ru-RU" w:eastAsia="ru-RU"/>
         </w:rPr>
-        <w:t xml:space="preserve">- ожидаемое количество </w:t>
-      </w:r>
-      <w:proofErr w:type="spellStart"/>
-      <w:r>
-        <w:rPr>
-          <w:rFonts w:cs="Times New Roman"/>
-          <w:sz w:val="24"/>
-          <w:szCs w:val="24"/>
-          <w:lang w:val="ru-RU" w:eastAsia="ru-RU"/>
-        </w:rPr>
-        <w:t>пораженных</w:t>
-      </w:r>
-      <w:proofErr w:type="spellEnd"/>
-      <w:r>
-        <w:rPr>
-          <w:rFonts w:cs="Times New Roman"/>
-          <w:sz w:val="24"/>
-          <w:szCs w:val="24"/>
-          <w:lang w:val="ru-RU" w:eastAsia="ru-RU"/>
-        </w:rPr>
-        <w:t xml:space="preserve"> в результате возможных аварий за </w:t>
-      </w:r>
-      <w:proofErr w:type="spellStart"/>
-      <w:r>
-        <w:rPr>
-          <w:rFonts w:cs="Times New Roman"/>
-          <w:sz w:val="24"/>
-          <w:szCs w:val="24"/>
-          <w:lang w:val="ru-RU" w:eastAsia="ru-RU"/>
-        </w:rPr>
-        <w:t>определенный</w:t>
-      </w:r>
-      <w:proofErr w:type="spellEnd"/>
-      <w:r>
-        <w:rPr>
-          <w:rFonts w:cs="Times New Roman"/>
-          <w:sz w:val="24"/>
-          <w:szCs w:val="24"/>
-          <w:lang w:val="ru-RU" w:eastAsia="ru-RU"/>
-        </w:rPr>
-        <w:t xml:space="preserve"> период времени; </w:t>
+        <w:t xml:space="preserve">- ожидаемое количество пораженных в результате возможных аварий за определенный период времени; </w:t>
       </w:r>
     </w:p>
     <w:p>
@@ -20360,27 +18119,7 @@
           <w:szCs w:val="24"/>
           <w:lang w:val="ru-RU" w:eastAsia="ru-RU"/>
         </w:rPr>
-        <w:t xml:space="preserve">, в которых пострадало на </w:t>
-      </w:r>
-      <w:proofErr w:type="spellStart"/>
-      <w:r>
-        <w:rPr>
-          <w:rFonts w:cs="Times New Roman"/>
-          <w:sz w:val="24"/>
-          <w:szCs w:val="24"/>
-          <w:lang w:val="ru-RU" w:eastAsia="ru-RU"/>
-        </w:rPr>
-        <w:t>определенном</w:t>
-      </w:r>
-      <w:proofErr w:type="spellEnd"/>
-      <w:r>
-        <w:rPr>
-          <w:rFonts w:cs="Times New Roman"/>
-          <w:sz w:val="24"/>
-          <w:szCs w:val="24"/>
-          <w:lang w:val="ru-RU" w:eastAsia="ru-RU"/>
-        </w:rPr>
-        <w:t xml:space="preserve"> уровне не менее </w:t>
+        <w:t xml:space="preserve">, в которых пострадало на определенном уровне не менее </w:t>
       </w:r>
       <w:r>
         <w:rPr>
@@ -24630,47 +22369,7 @@
           <w:szCs w:val="24"/>
           <w:lang w:val="ru-RU" w:eastAsia="ru-RU"/>
         </w:rPr>
-        <w:t xml:space="preserve">В соответствии с «Порядком оформления декларации промышленной безопасности опасных производственных объектов и перечне включаемых в </w:t>
-      </w:r>
-      <w:proofErr w:type="spellStart"/>
-      <w:r>
-        <w:rPr>
-          <w:rFonts w:cs="Times New Roman"/>
-          <w:sz w:val="24"/>
-          <w:szCs w:val="24"/>
-          <w:lang w:val="ru-RU" w:eastAsia="ru-RU"/>
-        </w:rPr>
-        <w:t>нее</w:t>
-      </w:r>
-      <w:proofErr w:type="spellEnd"/>
-      <w:r>
-        <w:rPr>
-          <w:rFonts w:cs="Times New Roman"/>
-          <w:sz w:val="24"/>
-          <w:szCs w:val="24"/>
-          <w:lang w:val="ru-RU" w:eastAsia="ru-RU"/>
-        </w:rPr>
-        <w:t xml:space="preserve"> сведений», </w:t>
-      </w:r>
-      <w:proofErr w:type="spellStart"/>
-      <w:r>
-        <w:rPr>
-          <w:rFonts w:cs="Times New Roman"/>
-          <w:sz w:val="24"/>
-          <w:szCs w:val="24"/>
-          <w:lang w:val="ru-RU" w:eastAsia="ru-RU"/>
-        </w:rPr>
-        <w:t>утвержденным</w:t>
-      </w:r>
-      <w:proofErr w:type="spellEnd"/>
-      <w:r>
-        <w:rPr>
-          <w:rFonts w:cs="Times New Roman"/>
-          <w:sz w:val="24"/>
-          <w:szCs w:val="24"/>
-          <w:lang w:val="ru-RU" w:eastAsia="ru-RU"/>
-        </w:rPr>
-        <w:t xml:space="preserve"> приказом Федеральной службы по экологическому, технологическому и </w:t>
+        <w:t xml:space="preserve">В соответствии с «Порядком оформления декларации промышленной безопасности опасных производственных объектов и перечне включаемых в нее сведений», утвержденным приказом Федеральной службы по экологическому, технологическому и </w:t>
       </w:r>
       <w:r>
         <w:rPr>
@@ -24953,27 +22652,7 @@
           <w:szCs w:val="24"/>
           <w:lang w:val="ru-RU" w:eastAsia="ru-RU"/>
         </w:rPr>
-        <w:t xml:space="preserve">Результаты </w:t>
-      </w:r>
-      <w:proofErr w:type="spellStart"/>
-      <w:r>
-        <w:rPr>
-          <w:rFonts w:cs="Times New Roman"/>
-          <w:sz w:val="24"/>
-          <w:szCs w:val="24"/>
-          <w:lang w:val="ru-RU" w:eastAsia="ru-RU"/>
-        </w:rPr>
-        <w:t>проведенного</w:t>
-      </w:r>
-      <w:proofErr w:type="spellEnd"/>
-      <w:r>
-        <w:rPr>
-          <w:rFonts w:cs="Times New Roman"/>
-          <w:sz w:val="24"/>
-          <w:szCs w:val="24"/>
-          <w:lang w:val="ru-RU" w:eastAsia="ru-RU"/>
-        </w:rPr>
-        <w:t xml:space="preserve"> анализа риска для декларируемого объекта, представлены в таблице ниже</w:t>
+        <w:t>Результаты проведенного анализа риска для декларируемого объекта, представлены в таблице ниже</w:t>
       </w:r>
       <w:r>
         <w:rPr>
@@ -25069,27 +22748,7 @@
           <w:szCs w:val="24"/>
           <w:lang w:val="ru-RU" w:eastAsia="ru-RU"/>
         </w:rPr>
-        <w:t xml:space="preserve">Результаты </w:t>
-      </w:r>
-      <w:proofErr w:type="spellStart"/>
-      <w:r>
-        <w:rPr>
-          <w:rFonts w:cs="Times New Roman"/>
-          <w:sz w:val="24"/>
-          <w:szCs w:val="24"/>
-          <w:lang w:val="ru-RU" w:eastAsia="ru-RU"/>
-        </w:rPr>
-        <w:t>проведенного</w:t>
-      </w:r>
-      <w:proofErr w:type="spellEnd"/>
-      <w:r>
-        <w:rPr>
-          <w:rFonts w:cs="Times New Roman"/>
-          <w:sz w:val="24"/>
-          <w:szCs w:val="24"/>
-          <w:lang w:val="ru-RU" w:eastAsia="ru-RU"/>
-        </w:rPr>
-        <w:t xml:space="preserve"> анализа риска</w:t>
+        <w:t>Результаты проведенного анализа риска</w:t>
       </w:r>
       <w:r>
         <w:rPr>
@@ -25309,7 +22968,6 @@
         </w:rPr>
         <w:br/>
       </w:r>
-      <w:proofErr w:type="gramStart"/>
       <w:r>
         <w:rPr>
           <w:rFonts w:cs="Times New Roman"/>
@@ -25330,7 +22988,6 @@
         </w:rPr>
         <w:t>MAX</w:t>
       </w:r>
-      <w:proofErr w:type="gramEnd"/>
       <w:r>
         <w:rPr>
           <w:rFonts w:cs="Times New Roman"/>
@@ -25508,27 +23165,7 @@
           <w:szCs w:val="24"/>
           <w:lang w:val="ru-RU" w:eastAsia="ru-RU"/>
         </w:rPr>
-        <w:t xml:space="preserve"> </w:t>
-      </w:r>
-      <w:proofErr w:type="spellStart"/>
-      <w:r>
-        <w:rPr>
-          <w:rFonts w:cs="Times New Roman"/>
-          <w:sz w:val="24"/>
-          <w:szCs w:val="24"/>
-          <w:lang w:val="ru-RU" w:eastAsia="ru-RU"/>
-        </w:rPr>
-        <w:t>приведенными</w:t>
-      </w:r>
-      <w:proofErr w:type="spellEnd"/>
-      <w:r>
-        <w:rPr>
-          <w:rFonts w:cs="Times New Roman"/>
-          <w:sz w:val="24"/>
-          <w:szCs w:val="24"/>
-          <w:lang w:val="ru-RU" w:eastAsia="ru-RU"/>
-        </w:rPr>
-        <w:t xml:space="preserve"> в Руководстве по безопасности "Методика установления допустимого риска аварии при обосновании безопасности опасных производственных объектов нефтегазового комплекса" (утв. приказом Ростехнадзора от 12.09.2023 N 331).</w:t>
+        <w:t xml:space="preserve"> приведенными в Руководстве по безопасности "Методика установления допустимого риска аварии при обосновании безопасности опасных производственных объектов нефтегазового комплекса" (утв. приказом Ростехнадзора от 12.09.2023 N 331).</w:t>
       </w:r>
     </w:p>
     <w:p>
@@ -26343,19 +23980,34 @@
         <w:jc w:val="both"/>
         <w:rPr>
           <w:rFonts w:cs="Times New Roman"/>
-          <w:sz w:val="24"/>
-          <w:szCs w:val="24"/>
-          <w:lang w:val="ru-RU"/>
-        </w:rPr>
-      </w:pPr>
-      <w:r>
-        <w:rPr>
-          <w:rFonts w:cs="Times New Roman"/>
-          <w:sz w:val="24"/>
-          <w:szCs w:val="24"/>
-          <w:lang w:val="ru-RU"/>
-        </w:rPr>
-        <w:t>Федеральные нормы и правила в области промышленной безопасности «Правила промышленной безопасности при использовании оборудования, работающего под избыточным давлением» (утв. приказом Ростехнадзора от 15.12.2020 № 536).</w:t>
+          <w:color w:val="000000" w:themeColor="text1"/>
+          <w:sz w:val="24"/>
+          <w:szCs w:val="24"/>
+          <w:highlight w:val="cyan"/>
+          <w:lang w:val="ru-RU"/>
+        </w:rPr>
+      </w:pPr>
+      <w:r>
+        <w:rPr>
+          <w:rFonts w:cs="Times New Roman"/>
+          <w:color w:val="000000" w:themeColor="text1"/>
+          <w:sz w:val="24"/>
+          <w:szCs w:val="24"/>
+          <w:highlight w:val="cyan"/>
+          <w:lang w:val="ru-RU"/>
+        </w:rPr>
+        <w:t>Федеральный закон от 21.12.94 г. № 69-ФЗ «О пожарной безопасности»</w:t>
+      </w:r>
+      <w:r>
+        <w:rPr>
+          <w:rFonts w:cs="Times New Roman"/>
+          <w:color w:val="000000" w:themeColor="text1"/>
+          <w:sz w:val="24"/>
+          <w:szCs w:val="24"/>
+          <w:highlight w:val="cyan"/>
+          <w:lang w:val="ru-RU"/>
+        </w:rPr>
+        <w:t>.</w:t>
       </w:r>
     </w:p>
     <w:p>
@@ -26369,19 +24021,34 @@
         <w:jc w:val="both"/>
         <w:rPr>
           <w:rFonts w:cs="Times New Roman"/>
-          <w:sz w:val="24"/>
-          <w:szCs w:val="24"/>
-          <w:lang w:val="ru-RU"/>
-        </w:rPr>
-      </w:pPr>
-      <w:r>
-        <w:rPr>
-          <w:rFonts w:cs="Times New Roman"/>
-          <w:sz w:val="24"/>
-          <w:szCs w:val="24"/>
-          <w:lang w:val="ru-RU"/>
-        </w:rPr>
-        <w:t>Приказ Ростехнадзора от 15.12.2020 № 533 «Об утверждении федеральных норм и правил в области промышленной безопасности "Общие правила взрывобезопасности для взрывопожароопасных химических, нефтехимических и нефтеперерабатывающих производств"».</w:t>
+          <w:color w:val="000000" w:themeColor="text1"/>
+          <w:sz w:val="24"/>
+          <w:szCs w:val="24"/>
+          <w:highlight w:val="cyan"/>
+          <w:lang w:val="ru-RU"/>
+        </w:rPr>
+      </w:pPr>
+      <w:r>
+        <w:rPr>
+          <w:rFonts w:cs="Times New Roman"/>
+          <w:color w:val="000000" w:themeColor="text1"/>
+          <w:sz w:val="24"/>
+          <w:szCs w:val="24"/>
+          <w:highlight w:val="cyan"/>
+          <w:lang w:val="ru-RU"/>
+        </w:rPr>
+        <w:t>Постановление Правительства РФ от 16.09.2020 N 1479 "Об утверждении Правил противопожарного режима в Российской Федерации</w:t>
+      </w:r>
+      <w:r>
+        <w:rPr>
+          <w:rFonts w:cs="Times New Roman"/>
+          <w:color w:val="000000" w:themeColor="text1"/>
+          <w:sz w:val="24"/>
+          <w:szCs w:val="24"/>
+          <w:highlight w:val="cyan"/>
+          <w:lang w:val="ru-RU"/>
+        </w:rPr>
+        <w:t>.</w:t>
       </w:r>
     </w:p>
     <w:p>
@@ -26407,7 +24074,7 @@
           <w:szCs w:val="24"/>
           <w:lang w:val="ru-RU"/>
         </w:rPr>
-        <w:t>Приказ Ростехнадзора от 15.12.2020 № 534 «Об утверждении федеральных норм и правил в области промышленной безопасности "Правила безопасности в нефтяной и газовой промышленности"».</w:t>
+        <w:t>Федеральные нормы и правила в области промышленной безопасности «Правила промышленной безопасности при использовании оборудования, работающего под избыточным давлением» (утв. приказом Ростехнадзора от 15.12.2020 № 536).</w:t>
       </w:r>
     </w:p>
     <w:p>
@@ -26433,7 +24100,7 @@
           <w:szCs w:val="24"/>
           <w:lang w:val="ru-RU"/>
         </w:rPr>
-        <w:t>Постановление Правительства РФ от 31.12.2020 № 2451 «Об утверждении Правил организации мероприятий по предупреждению и ликвидации разливов нефти и нефтепродуктов на территории Российской Федерации, за исключением внутренних морских вод Российской Федерации и территориального моря Российской Федерации, а также о признании утратившими силу некоторых актов Правительства Российской Федерации».</w:t>
+        <w:t>Приказ Ростехнадзора от 15.12.2020 № 533 «Об утверждении федеральных норм и правил в области промышленной безопасности "Общие правила взрывобезопасности для взрывопожароопасных химических, нефтехимических и нефтеперерабатывающих производств"».</w:t>
       </w:r>
     </w:p>
     <w:p>
@@ -26459,7 +24126,7 @@
           <w:szCs w:val="24"/>
           <w:lang w:val="ru-RU"/>
         </w:rPr>
-        <w:t>Руководство по безопасности «Методика анализа риска аварий на опасных производственных объектах нефтегазодобычи» (утв. приказом Ростехнадзора от 10.01.2023 № 4).</w:t>
+        <w:t>Приказ Ростехнадзора от 15.12.2020 № 534 «Об утверждении федеральных норм и правил в области промышленной безопасности "Правила безопасности в нефтяной и газовой промышленности"».</w:t>
       </w:r>
     </w:p>
     <w:p>
@@ -26485,7 +24152,7 @@
           <w:szCs w:val="24"/>
           <w:lang w:val="ru-RU"/>
         </w:rPr>
-        <w:t>Руководство по безопасности «Методика оценки последствий аварийных взрывов топливно-воздушных смесей» (утв. приказом Ростехнадзора от 28.11.2022 № 412).</w:t>
+        <w:t>Постановление Правительства РФ от 31.12.2020 № 2451 «Об утверждении Правил организации мероприятий по предупреждению и ликвидации разливов нефти и нефтепродуктов на территории Российской Федерации, за исключением внутренних морских вод Российской Федерации и территориального моря Российской Федерации, а также о признании утратившими силу некоторых актов Правительства Российской Федерации».</w:t>
       </w:r>
     </w:p>
     <w:p>
@@ -26511,7 +24178,7 @@
           <w:szCs w:val="24"/>
           <w:lang w:val="ru-RU"/>
         </w:rPr>
-        <w:t>Руководство по безопасности «Методические основы по проведению анализа опасностей и оценки риска аварий на опасных производственных объектах» (утв. приказом Ростехнадзора от 03.11.2022 № 387).</w:t>
+        <w:t>Руководство по безопасности «Методика анализа риска аварий на опасных производственных объектах нефтегазодобычи» (утв. приказом Ростехнадзора от 10.01.2023 № 4).</w:t>
       </w:r>
     </w:p>
     <w:p>
@@ -26537,7 +24204,7 @@
           <w:szCs w:val="24"/>
           <w:lang w:val="ru-RU"/>
         </w:rPr>
-        <w:t>Руководство по безопасности «Методика моделирования распространения аварийных выбросов опасных веществ» (утв. приказом Ростехнадзора от 02.11.2022 № 385).</w:t>
+        <w:t>Руководство по безопасности «Методика оценки последствий аварийных взрывов топливно-воздушных смесей» (утв. приказом Ростехнадзора от 28.11.2022 № 412).</w:t>
       </w:r>
     </w:p>
     <w:p>
@@ -26563,6 +24230,59 @@
           <w:szCs w:val="24"/>
           <w:lang w:val="ru-RU"/>
         </w:rPr>
+        <w:t>Руководство по безопасности «Методические основы по проведению анализа опасностей и оценки риска аварий на опасных производственных объектах» (утв. приказом Ростехнадзора от 03.11.2022 № 387).</w:t>
+      </w:r>
+    </w:p>
+    <w:p>
+      <w:pPr>
+        <w:pStyle w:val="ae"/>
+        <w:numPr>
+          <w:ilvl w:val="0"/>
+          <w:numId w:val="39"/>
+        </w:numPr>
+        <w:ind w:left="0" w:firstLine="0"/>
+        <w:jc w:val="both"/>
+        <w:rPr>
+          <w:rFonts w:cs="Times New Roman"/>
+          <w:sz w:val="24"/>
+          <w:szCs w:val="24"/>
+          <w:lang w:val="ru-RU"/>
+        </w:rPr>
+      </w:pPr>
+      <w:r>
+        <w:rPr>
+          <w:rFonts w:cs="Times New Roman"/>
+          <w:sz w:val="24"/>
+          <w:szCs w:val="24"/>
+          <w:lang w:val="ru-RU"/>
+        </w:rPr>
+        <w:t>Руководство по безопасности «Методика моделирования распространения аварийных выбросов опасных веществ» (утв. приказом Ростехнадзора от 02.11.2022 № 385).</w:t>
+      </w:r>
+    </w:p>
+    <w:p>
+      <w:pPr>
+        <w:pStyle w:val="ae"/>
+        <w:numPr>
+          <w:ilvl w:val="0"/>
+          <w:numId w:val="39"/>
+        </w:numPr>
+        <w:ind w:left="0" w:firstLine="0"/>
+        <w:jc w:val="both"/>
+        <w:rPr>
+          <w:rFonts w:cs="Times New Roman"/>
+          <w:sz w:val="24"/>
+          <w:szCs w:val="24"/>
+          <w:lang w:val="ru-RU"/>
+        </w:rPr>
+      </w:pPr>
+      <w:r>
+        <w:rPr>
+          <w:rFonts w:cs="Times New Roman"/>
+          <w:sz w:val="24"/>
+          <w:szCs w:val="24"/>
+          <w:lang w:val="ru-RU"/>
+        </w:rPr>
+        <w:lastRenderedPageBreak/>
         <w:t>Руководство по безопасности «Методика установления допустимого риска аварии при обосновании безопасности опасных производственных объектов нефтегазового комплекса» (утв. приказом Ростехнадзора от 12.09.2023 № 331).</w:t>
       </w:r>
     </w:p>
@@ -26580,7 +24300,6 @@
           <w:iCs/>
           <w:lang w:val="ru-RU" w:eastAsia="ru-RU"/>
         </w:rPr>
-        <w:lastRenderedPageBreak/>
         <w:t>Перечень документации организации, используемой при разработке расчетно-пояснительной записки</w:t>
       </w:r>
     </w:p>
@@ -26693,52 +24412,14 @@
         </w:rPr>
         <w:t>П</w:t>
       </w:r>
-      <w:proofErr w:type="spellStart"/>
       <w:r>
         <w:rPr>
           <w:i/>
           <w:iCs/>
           <w:lang w:eastAsia="ru-RU"/>
         </w:rPr>
-        <w:t>еречень</w:t>
-      </w:r>
-      <w:proofErr w:type="spellEnd"/>
-      <w:r>
-        <w:rPr>
-          <w:i/>
-          <w:iCs/>
-          <w:lang w:eastAsia="ru-RU"/>
-        </w:rPr>
-        <w:t xml:space="preserve"> </w:t>
-      </w:r>
-      <w:proofErr w:type="spellStart"/>
-      <w:r>
-        <w:rPr>
-          <w:i/>
-          <w:iCs/>
-          <w:lang w:eastAsia="ru-RU"/>
-        </w:rPr>
-        <w:t>используемой</w:t>
-      </w:r>
-      <w:proofErr w:type="spellEnd"/>
-      <w:r>
-        <w:rPr>
-          <w:i/>
-          <w:iCs/>
-          <w:lang w:eastAsia="ru-RU"/>
-        </w:rPr>
-        <w:t xml:space="preserve"> </w:t>
-      </w:r>
-      <w:proofErr w:type="spellStart"/>
-      <w:r>
-        <w:rPr>
-          <w:i/>
-          <w:iCs/>
-          <w:lang w:eastAsia="ru-RU"/>
-        </w:rPr>
-        <w:t>литературы</w:t>
-      </w:r>
-      <w:proofErr w:type="spellEnd"/>
+        <w:t>еречень используемой литературы</w:t>
+      </w:r>
     </w:p>
     <w:p>
       <w:pPr>
@@ -26974,7 +24655,6 @@
         </w:rPr>
         <w:t xml:space="preserve"> </w:t>
       </w:r>
-      <w:proofErr w:type="spellStart"/>
       <w:r>
         <w:rPr>
           <w:rFonts w:cs="Times New Roman"/>
@@ -26984,7 +24664,6 @@
         </w:rPr>
         <w:t>др</w:t>
       </w:r>
-      <w:proofErr w:type="spellEnd"/>
       <w:r>
         <w:rPr>
           <w:rFonts w:cs="Times New Roman"/>
@@ -27009,41 +24688,13 @@
           <w:szCs w:val="24"/>
         </w:rPr>
       </w:pPr>
-      <w:proofErr w:type="spellStart"/>
-      <w:r>
-        <w:rPr>
-          <w:rFonts w:cs="Times New Roman"/>
-          <w:sz w:val="24"/>
-          <w:szCs w:val="24"/>
-        </w:rPr>
-        <w:t>Kletz</w:t>
-      </w:r>
-      <w:proofErr w:type="spellEnd"/>
-      <w:r>
-        <w:rPr>
-          <w:rFonts w:cs="Times New Roman"/>
-          <w:sz w:val="24"/>
-          <w:szCs w:val="24"/>
-        </w:rPr>
-        <w:t xml:space="preserve"> T. </w:t>
-      </w:r>
-      <w:proofErr w:type="spellStart"/>
-      <w:r>
-        <w:rPr>
-          <w:rFonts w:cs="Times New Roman"/>
-          <w:sz w:val="24"/>
-          <w:szCs w:val="24"/>
-        </w:rPr>
-        <w:t>Hazop</w:t>
-      </w:r>
-      <w:proofErr w:type="spellEnd"/>
-      <w:r>
-        <w:rPr>
-          <w:rFonts w:cs="Times New Roman"/>
-          <w:sz w:val="24"/>
-          <w:szCs w:val="24"/>
-        </w:rPr>
-        <w:t xml:space="preserve"> and Hazan: Identifying and Assessing Process Industry Hazards. — 4th ed. — Institution of Chemical Engineers, 2001. — 240 p.</w:t>
+      <w:r>
+        <w:rPr>
+          <w:rFonts w:cs="Times New Roman"/>
+          <w:sz w:val="24"/>
+          <w:szCs w:val="24"/>
+        </w:rPr>
+        <w:t>Kletz T. Hazop and Hazan: Identifying and Assessing Process Industry Hazards. — 4th ed. — Institution of Chemical Engineers, 2001. — 240 p.</w:t>
       </w:r>
     </w:p>
     <w:p>
@@ -27069,27 +24720,7 @@
           <w:szCs w:val="24"/>
           <w:lang w:val="ru-RU"/>
         </w:rPr>
-        <w:t xml:space="preserve">Галеев А.Д., </w:t>
-      </w:r>
-      <w:proofErr w:type="spellStart"/>
-      <w:r>
-        <w:rPr>
-          <w:rFonts w:cs="Times New Roman"/>
-          <w:sz w:val="24"/>
-          <w:szCs w:val="24"/>
-          <w:lang w:val="ru-RU"/>
-        </w:rPr>
-        <w:t>Поникаров</w:t>
-      </w:r>
-      <w:proofErr w:type="spellEnd"/>
-      <w:r>
-        <w:rPr>
-          <w:rFonts w:cs="Times New Roman"/>
-          <w:sz w:val="24"/>
-          <w:szCs w:val="24"/>
-          <w:lang w:val="ru-RU"/>
-        </w:rPr>
-        <w:t xml:space="preserve"> С.И. Анализ риска аварий на опасных производственных объектах: Учебное пособие. — М.: Изд-во МГТУ им. Н.Э. Баумана, 2017. —</w:t>
+        <w:t>Галеев А.Д., Поникаров С.И. Анализ риска аварий на опасных производственных объектах: Учебное пособие. — М.: Изд-во МГТУ им. Н.Э. Баумана, 2017. —</w:t>
       </w:r>
       <w:r>
         <w:rPr>
@@ -27126,25 +24757,14 @@
           <w:lang w:val="ru-RU"/>
         </w:rPr>
       </w:pPr>
-      <w:proofErr w:type="spellStart"/>
-      <w:r>
-        <w:rPr>
-          <w:rFonts w:cs="Times New Roman"/>
-          <w:sz w:val="24"/>
-          <w:szCs w:val="24"/>
-          <w:lang w:val="ru-RU"/>
-        </w:rPr>
-        <w:t>Соловьева</w:t>
-      </w:r>
-      <w:proofErr w:type="spellEnd"/>
-      <w:r>
-        <w:rPr>
-          <w:rFonts w:cs="Times New Roman"/>
-          <w:sz w:val="24"/>
-          <w:szCs w:val="24"/>
-          <w:lang w:val="ru-RU"/>
-        </w:rPr>
-        <w:t xml:space="preserve"> Н.В. Оценка и управление рисками предприятий химической промышленности: Монография. — М.: Дашков и К°, 2021. — 188 с. — ISBN 978-5-394-04376-5.</w:t>
+      <w:r>
+        <w:rPr>
+          <w:rFonts w:cs="Times New Roman"/>
+          <w:sz w:val="24"/>
+          <w:szCs w:val="24"/>
+          <w:lang w:val="ru-RU"/>
+        </w:rPr>
+        <w:t>Соловьева Н.В. Оценка и управление рисками предприятий химической промышленности: Монография. — М.: Дашков и К°, 2021. — 188 с. — ISBN 978-5-394-04376-5.</w:t>
       </w:r>
     </w:p>
     <w:p>
@@ -27163,25 +24783,14 @@
           <w:lang w:val="ru-RU"/>
         </w:rPr>
       </w:pPr>
-      <w:proofErr w:type="spellStart"/>
-      <w:r>
-        <w:rPr>
-          <w:rFonts w:cs="Times New Roman"/>
-          <w:sz w:val="24"/>
-          <w:szCs w:val="24"/>
-          <w:lang w:val="ru-RU"/>
-        </w:rPr>
-        <w:t>Черноплёков</w:t>
-      </w:r>
-      <w:proofErr w:type="spellEnd"/>
-      <w:r>
-        <w:rPr>
-          <w:rFonts w:cs="Times New Roman"/>
-          <w:sz w:val="24"/>
-          <w:szCs w:val="24"/>
-          <w:lang w:val="ru-RU"/>
-        </w:rPr>
-        <w:t xml:space="preserve"> А.Н. Безопасность и риски химических производств // Проблемы анализа риска. — 2024. — Т. 21. — № 5. — С. 10–35. </w:t>
+      <w:r>
+        <w:rPr>
+          <w:rFonts w:cs="Times New Roman"/>
+          <w:sz w:val="24"/>
+          <w:szCs w:val="24"/>
+          <w:lang w:val="ru-RU"/>
+        </w:rPr>
+        <w:t xml:space="preserve">Черноплёков А.Н. Безопасность и риски химических производств // Проблемы анализа риска. — 2024. — Т. 21. — № 5. — С. 10–35. </w:t>
       </w:r>
     </w:p>
     <w:p>
@@ -27207,27 +24816,7 @@
           <w:szCs w:val="24"/>
           <w:lang w:val="ru-RU"/>
         </w:rPr>
-        <w:t xml:space="preserve">Пермяков В.Н., Сивков Ю.В., Мартынович В.Л., Хайруллина Л.Б. Анализ риска аварий на опасных производственных объектах: Учебное пособие. — Тюмень: Изд-во </w:t>
-      </w:r>
-      <w:proofErr w:type="spellStart"/>
-      <w:r>
-        <w:rPr>
-          <w:rFonts w:cs="Times New Roman"/>
-          <w:sz w:val="24"/>
-          <w:szCs w:val="24"/>
-          <w:lang w:val="ru-RU"/>
-        </w:rPr>
-        <w:t>ТюмГУ</w:t>
-      </w:r>
-      <w:proofErr w:type="spellEnd"/>
-      <w:r>
-        <w:rPr>
-          <w:rFonts w:cs="Times New Roman"/>
-          <w:sz w:val="24"/>
-          <w:szCs w:val="24"/>
-          <w:lang w:val="ru-RU"/>
-        </w:rPr>
-        <w:t>, 2022</w:t>
+        <w:t>Пермяков В.Н., Сивков Ю.В., Мартынович В.Л., Хайруллина Л.Б. Анализ риска аварий на опасных производственных объектах: Учебное пособие. — Тюмень: Изд-во ТюмГУ, 2022</w:t>
       </w:r>
       <w:r>
         <w:rPr>
@@ -27271,6 +24860,7 @@
           <w:szCs w:val="24"/>
           <w:lang w:val="ru-RU"/>
         </w:rPr>
+        <w:lastRenderedPageBreak/>
         <w:t>Журнал «Безопасность труда в промышленности» (</w:t>
       </w:r>
       <w:r>
@@ -27306,7 +24896,6 @@
           <w:szCs w:val="24"/>
           <w:lang w:val="ru-RU"/>
         </w:rPr>
-        <w:lastRenderedPageBreak/>
         <w:t>Журнал</w:t>
       </w:r>
       <w:r>
@@ -27383,25 +24972,7 @@
           <w:sz w:val="24"/>
           <w:szCs w:val="24"/>
         </w:rPr>
-        <w:t xml:space="preserve">» (Considering Human Factor Impact on Professional Risks when Using the Fault Tree Method (Fomin A.I., </w:t>
-      </w:r>
-      <w:proofErr w:type="spellStart"/>
-      <w:r>
-        <w:rPr>
-          <w:rFonts w:cs="Times New Roman"/>
-          <w:sz w:val="24"/>
-          <w:szCs w:val="24"/>
-        </w:rPr>
-        <w:t>Trubitsyn</w:t>
-      </w:r>
-      <w:proofErr w:type="spellEnd"/>
-      <w:r>
-        <w:rPr>
-          <w:rFonts w:cs="Times New Roman"/>
-          <w:sz w:val="24"/>
-          <w:szCs w:val="24"/>
-        </w:rPr>
-        <w:t xml:space="preserve"> A.A. </w:t>
+        <w:t xml:space="preserve">» (Considering Human Factor Impact on Professional Risks when Using the Fault Tree Method (Fomin A.I., Trubitsyn A.A. </w:t>
       </w:r>
       <w:r>
         <w:rPr>
@@ -27420,7 +24991,6 @@
         </w:rPr>
         <w:t xml:space="preserve"> </w:t>
       </w:r>
-      <w:proofErr w:type="spellStart"/>
       <w:r>
         <w:rPr>
           <w:rFonts w:cs="Times New Roman"/>
@@ -27430,7 +25000,6 @@
         </w:rPr>
         <w:t>др</w:t>
       </w:r>
-      <w:proofErr w:type="spellEnd"/>
       <w:r>
         <w:rPr>
           <w:rFonts w:cs="Times New Roman"/>
